--- a/docs/deliverables/ITPM_Project_Management_Evidence_Package.docx
+++ b/docs/deliverables/ITPM_Project_Management_Evidence_Package.docx
@@ -255,7 +255,7 @@
                 <w:color w:val="17212B"/>
                 <w:sz w:val="17"/>
               </w:rPr>
-              <w:t>پوستر placeholder و UI محلی</w:t>
+              <w:t>UI موبایل/PWA و سناریوهای demo</w:t>
             </w:r>
           </w:p>
         </w:tc>
@@ -274,10 +274,10 @@
               <w:rPr>
                 <w:rFonts w:ascii="IRANSans(FaNum)" w:hAnsi="IRANSans(FaNum)" w:eastAsia="IRANSans(FaNum)" w:cs="IRANSans(FaNum)"/>
                 <w:b w:val="0"/>
-                <w:color w:val="B77A0B"/>
+                <w:color w:val="17845B"/>
                 <w:sz w:val="17"/>
               </w:rPr>
-              <w:t>نیازمند polish نهایی</w:t>
+              <w:t>آماده</w:t>
             </w:r>
           </w:p>
         </w:tc>
@@ -302,7 +302,7 @@
                 <w:color w:val="17212B"/>
                 <w:sz w:val="17"/>
               </w:rPr>
-              <w:t>ماتریس همکاری و ساعات</w:t>
+              <w:t>نسخه موبایل</w:t>
             </w:r>
           </w:p>
         </w:tc>
@@ -325,7 +325,7 @@
                 <w:color w:val="17212B"/>
                 <w:sz w:val="17"/>
               </w:rPr>
-              <w:t>team-collaboration-matrix و این پیوست</w:t>
+              <w:t>manifest، service worker، app icon و action bar موبایل</w:t>
             </w:r>
           </w:p>
         </w:tc>
@@ -372,7 +372,7 @@
                 <w:color w:val="17212B"/>
                 <w:sz w:val="17"/>
               </w:rPr>
-              <w:t>Burndown</w:t>
+              <w:t>ماتریس همکاری و ساعات</w:t>
             </w:r>
           </w:p>
         </w:tc>
@@ -394,7 +394,7 @@
                 <w:color w:val="17212B"/>
                 <w:sz w:val="17"/>
               </w:rPr>
-              <w:t>docs/artifacts/burndown.svg و CSV</w:t>
+              <w:t>team-collaboration-matrix و این پیوست</w:t>
             </w:r>
           </w:p>
         </w:tc>
@@ -441,7 +441,7 @@
                 <w:color w:val="17212B"/>
                 <w:sz w:val="17"/>
               </w:rPr>
-              <w:t>KPI فعلی و آینده</w:t>
+              <w:t>Burndown</w:t>
             </w:r>
           </w:p>
         </w:tc>
@@ -464,7 +464,7 @@
                 <w:color w:val="17212B"/>
                 <w:sz w:val="17"/>
               </w:rPr>
-              <w:t>kpi-register</w:t>
+              <w:t>docs/artifacts/burndown.svg و CSV</w:t>
             </w:r>
           </w:p>
         </w:tc>
@@ -511,7 +511,7 @@
                 <w:color w:val="17212B"/>
                 <w:sz w:val="17"/>
               </w:rPr>
-              <w:t>User Acquisition Forecast</w:t>
+              <w:t>KPI فعلی و آینده</w:t>
             </w:r>
           </w:p>
         </w:tc>
@@ -533,7 +533,7 @@
                 <w:color w:val="17212B"/>
                 <w:sz w:val="17"/>
               </w:rPr>
-              <w:t>user-acquisition.svg و CSV</w:t>
+              <w:t>kpi-register</w:t>
             </w:r>
           </w:p>
         </w:tc>
@@ -580,7 +580,7 @@
                 <w:color w:val="17212B"/>
                 <w:sz w:val="17"/>
               </w:rPr>
-              <w:t>Work Management</w:t>
+              <w:t>User Acquisition Forecast</w:t>
             </w:r>
           </w:p>
         </w:tc>
@@ -603,7 +603,7 @@
                 <w:color w:val="17212B"/>
                 <w:sz w:val="17"/>
               </w:rPr>
-              <w:t>work-management-board</w:t>
+              <w:t>user-acquisition.svg و CSV</w:t>
             </w:r>
           </w:p>
         </w:tc>
@@ -650,7 +650,7 @@
                 <w:color w:val="17212B"/>
                 <w:sz w:val="17"/>
               </w:rPr>
-              <w:t>Knowledge Management</w:t>
+              <w:t>Work Management</w:t>
             </w:r>
           </w:p>
         </w:tc>
@@ -672,7 +672,7 @@
                 <w:color w:val="17212B"/>
                 <w:sz w:val="17"/>
               </w:rPr>
-              <w:t>knowledge-management-index</w:t>
+              <w:t>work-management-board</w:t>
             </w:r>
           </w:p>
         </w:tc>
@@ -719,7 +719,7 @@
                 <w:color w:val="17212B"/>
                 <w:sz w:val="17"/>
               </w:rPr>
-              <w:t>ویدئوی 10 دقیقه‌ای</w:t>
+              <w:t>Knowledge Management</w:t>
             </w:r>
           </w:p>
         </w:tc>
@@ -742,6 +742,75 @@
                 <w:color w:val="17212B"/>
                 <w:sz w:val="17"/>
               </w:rPr>
+              <w:t>knowledge-management-index</w:t>
+            </w:r>
+          </w:p>
+        </w:tc>
+        <w:tc>
+          <w:tcPr>
+            <w:tcW w:type="dxa" w:w="1701"/>
+            <w:vAlign w:val="center"/>
+            <w:shd w:fill="FBFCFD"/>
+          </w:tcPr>
+          <w:p>
+            <w:pPr>
+              <w:jc w:val="right"/>
+              <w:bidi/>
+            </w:pPr>
+            <w:r/>
+            <w:r>
+              <w:rPr>
+                <w:rFonts w:ascii="IRANSans(FaNum)" w:hAnsi="IRANSans(FaNum)" w:eastAsia="IRANSans(FaNum)" w:cs="IRANSans(FaNum)"/>
+                <w:b w:val="0"/>
+                <w:color w:val="17845B"/>
+                <w:sz w:val="17"/>
+              </w:rPr>
+              <w:t>آماده</w:t>
+            </w:r>
+          </w:p>
+        </w:tc>
+      </w:tr>
+      <w:tr>
+        <w:tc>
+          <w:tcPr>
+            <w:tcW w:type="dxa" w:w="3402"/>
+            <w:vAlign w:val="center"/>
+          </w:tcPr>
+          <w:p>
+            <w:pPr>
+              <w:jc w:val="right"/>
+              <w:bidi/>
+            </w:pPr>
+            <w:r/>
+            <w:r>
+              <w:rPr>
+                <w:rFonts w:ascii="IRANSans(FaNum)" w:hAnsi="IRANSans(FaNum)" w:eastAsia="IRANSans(FaNum)" w:cs="IRANSans(FaNum)"/>
+                <w:b w:val="0"/>
+                <w:color w:val="17212B"/>
+                <w:sz w:val="17"/>
+              </w:rPr>
+              <w:t>ویدئوی 10 دقیقه‌ای</w:t>
+            </w:r>
+          </w:p>
+        </w:tc>
+        <w:tc>
+          <w:tcPr>
+            <w:tcW w:type="dxa" w:w="3969"/>
+            <w:vAlign w:val="center"/>
+          </w:tcPr>
+          <w:p>
+            <w:pPr>
+              <w:jc w:val="right"/>
+              <w:bidi/>
+            </w:pPr>
+            <w:r/>
+            <w:r>
+              <w:rPr>
+                <w:rFonts w:ascii="IRANSans(FaNum)" w:hAnsi="IRANSans(FaNum)" w:eastAsia="IRANSans(FaNum)" w:cs="IRANSans(FaNum)"/>
+                <w:b w:val="0"/>
+                <w:color w:val="17212B"/>
+                <w:sz w:val="17"/>
+              </w:rPr>
               <w:t>video-presentation-script</w:t>
             </w:r>
           </w:p>
@@ -750,7 +819,6 @@
           <w:tcPr>
             <w:tcW w:type="dxa" w:w="1701"/>
             <w:vAlign w:val="center"/>
-            <w:shd w:fill="FBFCFD"/>
           </w:tcPr>
           <w:p>
             <w:pPr>
@@ -775,6 +843,7 @@
           <w:tcPr>
             <w:tcW w:type="dxa" w:w="3402"/>
             <w:vAlign w:val="center"/>
+            <w:shd w:fill="FBFCFD"/>
           </w:tcPr>
           <w:p>
             <w:pPr>
@@ -797,6 +866,7 @@
           <w:tcPr>
             <w:tcW w:type="dxa" w:w="3969"/>
             <w:vAlign w:val="center"/>
+            <w:shd w:fill="FBFCFD"/>
           </w:tcPr>
           <w:p>
             <w:pPr>
@@ -819,6 +889,7 @@
           <w:tcPr>
             <w:tcW w:type="dxa" w:w="1701"/>
             <w:vAlign w:val="center"/>
+            <w:shd w:fill="FBFCFD"/>
           </w:tcPr>
           <w:p>
             <w:pPr>
@@ -1487,6 +1558,190 @@
                 <w:sz w:val="17"/>
               </w:rPr>
               <w:t>3-4 آیتم</w:t>
+            </w:r>
+          </w:p>
+        </w:tc>
+        <w:tc>
+          <w:tcPr>
+            <w:tcW w:type="dxa" w:w="1701"/>
+            <w:vAlign w:val="center"/>
+          </w:tcPr>
+          <w:p>
+            <w:pPr>
+              <w:jc w:val="right"/>
+              <w:bidi/>
+            </w:pPr>
+            <w:r/>
+            <w:r>
+              <w:rPr>
+                <w:rFonts w:ascii="IRANSans(FaNum)" w:hAnsi="IRANSans(FaNum)" w:eastAsia="IRANSans(FaNum)" w:cs="IRANSans(FaNum)"/>
+                <w:b w:val="0"/>
+                <w:color w:val="17845B"/>
+                <w:sz w:val="17"/>
+              </w:rPr>
+              <w:t>سبز</w:t>
+            </w:r>
+          </w:p>
+        </w:tc>
+      </w:tr>
+      <w:tr>
+        <w:tc>
+          <w:tcPr>
+            <w:tcW w:type="dxa" w:w="2835"/>
+            <w:vAlign w:val="center"/>
+            <w:shd w:fill="FBFCFD"/>
+          </w:tcPr>
+          <w:p>
+            <w:pPr>
+              <w:jc w:val="right"/>
+              <w:bidi/>
+            </w:pPr>
+            <w:r/>
+            <w:r>
+              <w:rPr>
+                <w:rFonts w:ascii="IRANSans(FaNum)" w:hAnsi="IRANSans(FaNum)" w:eastAsia="IRANSans(FaNum)" w:cs="IRANSans(FaNum)"/>
+                <w:b w:val="0"/>
+                <w:color w:val="17212B"/>
+                <w:sz w:val="17"/>
+              </w:rPr>
+              <w:t>PWA shell</w:t>
+            </w:r>
+          </w:p>
+        </w:tc>
+        <w:tc>
+          <w:tcPr>
+            <w:tcW w:type="dxa" w:w="1984"/>
+            <w:vAlign w:val="center"/>
+            <w:shd w:fill="FBFCFD"/>
+          </w:tcPr>
+          <w:p>
+            <w:pPr>
+              <w:jc w:val="right"/>
+              <w:bidi/>
+            </w:pPr>
+            <w:r/>
+            <w:r>
+              <w:rPr>
+                <w:rFonts w:ascii="IRANSans(FaNum)" w:hAnsi="IRANSans(FaNum)" w:eastAsia="IRANSans(FaNum)" w:cs="IRANSans(FaNum)"/>
+                <w:b w:val="0"/>
+                <w:color w:val="17212B"/>
+                <w:sz w:val="17"/>
+              </w:rPr>
+              <w:t>Pass</w:t>
+            </w:r>
+          </w:p>
+        </w:tc>
+        <w:tc>
+          <w:tcPr>
+            <w:tcW w:type="dxa" w:w="2268"/>
+            <w:vAlign w:val="center"/>
+            <w:shd w:fill="FBFCFD"/>
+          </w:tcPr>
+          <w:p>
+            <w:pPr>
+              <w:jc w:val="right"/>
+              <w:bidi/>
+            </w:pPr>
+            <w:r/>
+            <w:r>
+              <w:rPr>
+                <w:rFonts w:ascii="IRANSans(FaNum)" w:hAnsi="IRANSans(FaNum)" w:eastAsia="IRANSans(FaNum)" w:cs="IRANSans(FaNum)"/>
+                <w:b w:val="0"/>
+                <w:color w:val="17212B"/>
+                <w:sz w:val="17"/>
+              </w:rPr>
+              <w:t>static/offline shell</w:t>
+            </w:r>
+          </w:p>
+        </w:tc>
+        <w:tc>
+          <w:tcPr>
+            <w:tcW w:type="dxa" w:w="1701"/>
+            <w:vAlign w:val="center"/>
+            <w:shd w:fill="FBFCFD"/>
+          </w:tcPr>
+          <w:p>
+            <w:pPr>
+              <w:jc w:val="right"/>
+              <w:bidi/>
+            </w:pPr>
+            <w:r/>
+            <w:r>
+              <w:rPr>
+                <w:rFonts w:ascii="IRANSans(FaNum)" w:hAnsi="IRANSans(FaNum)" w:eastAsia="IRANSans(FaNum)" w:cs="IRANSans(FaNum)"/>
+                <w:b w:val="0"/>
+                <w:color w:val="17845B"/>
+                <w:sz w:val="17"/>
+              </w:rPr>
+              <w:t>سبز</w:t>
+            </w:r>
+          </w:p>
+        </w:tc>
+      </w:tr>
+      <w:tr>
+        <w:tc>
+          <w:tcPr>
+            <w:tcW w:type="dxa" w:w="2835"/>
+            <w:vAlign w:val="center"/>
+          </w:tcPr>
+          <w:p>
+            <w:pPr>
+              <w:jc w:val="right"/>
+              <w:bidi/>
+            </w:pPr>
+            <w:r/>
+            <w:r>
+              <w:rPr>
+                <w:rFonts w:ascii="IRANSans(FaNum)" w:hAnsi="IRANSans(FaNum)" w:eastAsia="IRANSans(FaNum)" w:cs="IRANSans(FaNum)"/>
+                <w:b w:val="0"/>
+                <w:color w:val="17212B"/>
+                <w:sz w:val="17"/>
+              </w:rPr>
+              <w:t>Safety flags</w:t>
+            </w:r>
+          </w:p>
+        </w:tc>
+        <w:tc>
+          <w:tcPr>
+            <w:tcW w:type="dxa" w:w="1984"/>
+            <w:vAlign w:val="center"/>
+          </w:tcPr>
+          <w:p>
+            <w:pPr>
+              <w:jc w:val="right"/>
+              <w:bidi/>
+            </w:pPr>
+            <w:r/>
+            <w:r>
+              <w:rPr>
+                <w:rFonts w:ascii="IRANSans(FaNum)" w:hAnsi="IRANSans(FaNum)" w:eastAsia="IRANSans(FaNum)" w:cs="IRANSans(FaNum)"/>
+                <w:b w:val="0"/>
+                <w:color w:val="17212B"/>
+                <w:sz w:val="17"/>
+              </w:rPr>
+              <w:t>Pass</w:t>
+            </w:r>
+          </w:p>
+        </w:tc>
+        <w:tc>
+          <w:tcPr>
+            <w:tcW w:type="dxa" w:w="2268"/>
+            <w:vAlign w:val="center"/>
+          </w:tcPr>
+          <w:p>
+            <w:pPr>
+              <w:jc w:val="right"/>
+              <w:bidi/>
+            </w:pPr>
+            <w:r/>
+            <w:r>
+              <w:rPr>
+                <w:rFonts w:ascii="IRANSans(FaNum)" w:hAnsi="IRANSans(FaNum)" w:eastAsia="IRANSans(FaNum)" w:cs="IRANSans(FaNum)"/>
+                <w:b w:val="0"/>
+                <w:color w:val="17212B"/>
+                <w:sz w:val="17"/>
+              </w:rPr>
+              <w:t>red flag output</w:t>
             </w:r>
           </w:p>
         </w:tc>

--- a/docs/deliverables/ITPM_Project_Management_Evidence_Package.docx
+++ b/docs/deliverables/ITPM_Project_Management_Evidence_Package.docx
@@ -1075,7 +1075,7 @@
                 <w:color w:val="17212B"/>
                 <w:sz w:val="17"/>
               </w:rPr>
-              <w:t>0.8947</w:t>
+              <w:t>0.9041</w:t>
             </w:r>
           </w:p>
         </w:tc>
@@ -1098,7 +1098,7 @@
                 <w:color w:val="17212B"/>
                 <w:sz w:val="17"/>
               </w:rPr>
-              <w:t>&gt;= 0.87</w:t>
+              <w:t>&gt;= 0.90</w:t>
             </w:r>
           </w:p>
         </w:tc>
@@ -1167,7 +1167,7 @@
                 <w:color w:val="17212B"/>
                 <w:sz w:val="17"/>
               </w:rPr>
-              <w:t>0.8034</w:t>
+              <w:t>0.8202</w:t>
             </w:r>
           </w:p>
         </w:tc>
@@ -1189,7 +1189,7 @@
                 <w:color w:val="17212B"/>
                 <w:sz w:val="17"/>
               </w:rPr>
-              <w:t>&gt;= 0.78</w:t>
+              <w:t>&gt;= 0.80</w:t>
             </w:r>
           </w:p>
         </w:tc>
@@ -1259,7 +1259,7 @@
                 <w:color w:val="17212B"/>
                 <w:sz w:val="17"/>
               </w:rPr>
-              <w:t>0.9241</w:t>
+              <w:t>0.9246</w:t>
             </w:r>
           </w:p>
         </w:tc>
@@ -1351,7 +1351,7 @@
                 <w:color w:val="17212B"/>
                 <w:sz w:val="17"/>
               </w:rPr>
-              <w:t>0.3598</w:t>
+              <w:t>0.3352</w:t>
             </w:r>
           </w:p>
         </w:tc>
@@ -1373,7 +1373,7 @@
                 <w:color w:val="17212B"/>
                 <w:sz w:val="17"/>
               </w:rPr>
-              <w:t>&lt; 0.487</w:t>
+              <w:t>&lt; 0.36</w:t>
             </w:r>
           </w:p>
         </w:tc>
@@ -5406,7 +5406,7 @@
                 <w:color w:val="17212B"/>
                 <w:sz w:val="17"/>
               </w:rPr>
-              <w:t>انتخاب v6</w:t>
+              <w:t>انتخاب v7</w:t>
             </w:r>
           </w:p>
         </w:tc>

--- a/docs/deliverables/ITPM_Project_Management_Evidence_Package.docx
+++ b/docs/deliverables/ITPM_Project_Management_Evidence_Package.docx
@@ -4,7 +4,8 @@
   <w:body>
     <w:p>
       <w:pPr>
-        <w:jc w:val="center"/>
+        <w:jc w:val="right"/>
+        <w:bidi w:val="1"/>
       </w:pPr>
       <w:r>
         <w:rPr>
@@ -12,13 +13,15 @@
           <w:b/>
           <w:color w:val="0B2545"/>
           <w:sz w:val="44"/>
+          <w:rtl w:val="1"/>
         </w:rPr>
         <w:t>پیوست مدیریت پروژه و شواهد نمره‌دهی</w:t>
       </w:r>
     </w:p>
     <w:p>
       <w:pPr>
-        <w:jc w:val="center"/>
+        <w:jc w:val="right"/>
+        <w:bidi w:val="1"/>
       </w:pPr>
       <w:r>
         <w:rPr>
@@ -26,13 +29,15 @@
           <w:b w:val="0"/>
           <w:color w:val="087F8C"/>
           <w:sz w:val="24"/>
+          <w:rtl w:val="1"/>
         </w:rPr>
         <w:t>KPI، Burndown، RACI، WBS، Time Tracking، Risk و Knowledge Base</w:t>
       </w:r>
     </w:p>
     <w:p>
       <w:pPr>
-        <w:jc w:val="center"/>
+        <w:jc w:val="right"/>
+        <w:bidi w:val="1"/>
       </w:pPr>
       <w:r>
         <w:rPr>
@@ -40,6 +45,7 @@
           <w:b w:val="0"/>
           <w:color w:val="667781"/>
           <w:sz w:val="20"/>
+          <w:rtl w:val="1"/>
         </w:rPr>
         <w:t>درس مدیریت و کنترل پروژه‌های فناوری اطلاعات | نسخه رسمی برای تحویل</w:t>
       </w:r>
@@ -52,6 +58,9 @@
         <w:bidi/>
       </w:pPr>
       <w:r>
+        <w:rPr>
+          <w:rtl w:val="1"/>
+        </w:rPr>
         <w:t>چک‌لیست تطبیق با Rubric</w:t>
       </w:r>
     </w:p>
@@ -84,15 +93,21 @@
           </w:tcPr>
           <w:p>
             <w:pPr>
-              <w:jc w:val="center"/>
+              <w:jc w:val="right"/>
+              <w:bidi w:val="1"/>
             </w:pPr>
-            <w:r/>
+            <w:r>
+              <w:rPr>
+                <w:rtl w:val="1"/>
+              </w:rPr>
+            </w:r>
             <w:r>
               <w:rPr>
                 <w:rFonts w:ascii="IRANSans(FaNum)" w:hAnsi="IRANSans(FaNum)" w:eastAsia="IRANSans(FaNum)" w:cs="IRANSans(FaNum)"/>
                 <w:b/>
                 <w:color w:val="FFFFFF"/>
                 <w:sz w:val="19"/>
+                <w:rtl w:val="1"/>
               </w:rPr>
               <w:t>الزام استاد</w:t>
             </w:r>
@@ -106,15 +121,21 @@
           </w:tcPr>
           <w:p>
             <w:pPr>
-              <w:jc w:val="center"/>
+              <w:jc w:val="right"/>
+              <w:bidi w:val="1"/>
             </w:pPr>
-            <w:r/>
+            <w:r>
+              <w:rPr>
+                <w:rtl w:val="1"/>
+              </w:rPr>
+            </w:r>
             <w:r>
               <w:rPr>
                 <w:rFonts w:ascii="IRANSans(FaNum)" w:hAnsi="IRANSans(FaNum)" w:eastAsia="IRANSans(FaNum)" w:cs="IRANSans(FaNum)"/>
                 <w:b/>
                 <w:color w:val="FFFFFF"/>
                 <w:sz w:val="19"/>
+                <w:rtl w:val="1"/>
               </w:rPr>
               <w:t>خروجی پروژه</w:t>
             </w:r>
@@ -128,17 +149,356 @@
           </w:tcPr>
           <w:p>
             <w:pPr>
-              <w:jc w:val="center"/>
+              <w:jc w:val="right"/>
+              <w:bidi w:val="1"/>
             </w:pPr>
-            <w:r/>
+            <w:r>
+              <w:rPr>
+                <w:rtl w:val="1"/>
+              </w:rPr>
+            </w:r>
             <w:r>
               <w:rPr>
                 <w:rFonts w:ascii="IRANSans(FaNum)" w:hAnsi="IRANSans(FaNum)" w:eastAsia="IRANSans(FaNum)" w:cs="IRANSans(FaNum)"/>
                 <w:b/>
                 <w:color w:val="FFFFFF"/>
                 <w:sz w:val="19"/>
+                <w:rtl w:val="1"/>
               </w:rPr>
               <w:t>وضعیت</w:t>
+            </w:r>
+          </w:p>
+        </w:tc>
+      </w:tr>
+      <w:tr>
+        <w:tc>
+          <w:tcPr>
+            <w:tcW w:type="dxa" w:w="3402"/>
+            <w:vAlign w:val="center"/>
+            <w:shd w:fill="FBFCFD"/>
+          </w:tcPr>
+          <w:p>
+            <w:pPr>
+              <w:jc w:val="right"/>
+              <w:bidi/>
+            </w:pPr>
+            <w:r>
+              <w:rPr>
+                <w:rtl w:val="1"/>
+              </w:rPr>
+            </w:r>
+            <w:r>
+              <w:rPr>
+                <w:rFonts w:ascii="IRANSans(FaNum)" w:hAnsi="IRANSans(FaNum)" w:eastAsia="IRANSans(FaNum)" w:cs="IRANSans(FaNum)"/>
+                <w:b w:val="0"/>
+                <w:color w:val="17212B"/>
+                <w:sz w:val="17"/>
+                <w:rtl w:val="1"/>
+              </w:rPr>
+              <w:t>پوستر A0</w:t>
+            </w:r>
+          </w:p>
+        </w:tc>
+        <w:tc>
+          <w:tcPr>
+            <w:tcW w:type="dxa" w:w="3969"/>
+            <w:vAlign w:val="center"/>
+            <w:shd w:fill="FBFCFD"/>
+          </w:tcPr>
+          <w:p>
+            <w:pPr>
+              <w:jc w:val="right"/>
+              <w:bidi/>
+            </w:pPr>
+            <w:r/>
+            <w:r>
+              <w:rPr>
+                <w:rFonts w:ascii="IRANSans(FaNum)" w:hAnsi="IRANSans(FaNum)" w:eastAsia="IRANSans(FaNum)" w:cs="IRANSans(FaNum)"/>
+                <w:b w:val="0"/>
+                <w:color w:val="17212B"/>
+                <w:sz w:val="17"/>
+              </w:rPr>
+              <w:t>docs/poster/current-poster.png</w:t>
+            </w:r>
+          </w:p>
+        </w:tc>
+        <w:tc>
+          <w:tcPr>
+            <w:tcW w:type="dxa" w:w="1701"/>
+            <w:vAlign w:val="center"/>
+            <w:shd w:fill="FBFCFD"/>
+          </w:tcPr>
+          <w:p>
+            <w:pPr>
+              <w:jc w:val="right"/>
+              <w:bidi/>
+            </w:pPr>
+            <w:r>
+              <w:rPr>
+                <w:rtl w:val="1"/>
+              </w:rPr>
+            </w:r>
+            <w:r>
+              <w:rPr>
+                <w:rFonts w:ascii="IRANSans(FaNum)" w:hAnsi="IRANSans(FaNum)" w:eastAsia="IRANSans(FaNum)" w:cs="IRANSans(FaNum)"/>
+                <w:b w:val="0"/>
+                <w:color w:val="17845B"/>
+                <w:sz w:val="17"/>
+                <w:rtl w:val="1"/>
+              </w:rPr>
+              <w:t>آماده</w:t>
+            </w:r>
+          </w:p>
+        </w:tc>
+      </w:tr>
+      <w:tr>
+        <w:tc>
+          <w:tcPr>
+            <w:tcW w:type="dxa" w:w="3402"/>
+            <w:vAlign w:val="center"/>
+          </w:tcPr>
+          <w:p>
+            <w:pPr>
+              <w:jc w:val="right"/>
+              <w:bidi/>
+            </w:pPr>
+            <w:r>
+              <w:rPr>
+                <w:rtl w:val="1"/>
+              </w:rPr>
+            </w:r>
+            <w:r>
+              <w:rPr>
+                <w:rFonts w:ascii="IRANSans(FaNum)" w:hAnsi="IRANSans(FaNum)" w:eastAsia="IRANSans(FaNum)" w:cs="IRANSans(FaNum)"/>
+                <w:b w:val="0"/>
+                <w:color w:val="17212B"/>
+                <w:sz w:val="17"/>
+                <w:rtl w:val="1"/>
+              </w:rPr>
+              <w:t>تصاویر UI</w:t>
+            </w:r>
+          </w:p>
+        </w:tc>
+        <w:tc>
+          <w:tcPr>
+            <w:tcW w:type="dxa" w:w="3969"/>
+            <w:vAlign w:val="center"/>
+          </w:tcPr>
+          <w:p>
+            <w:pPr>
+              <w:jc w:val="right"/>
+              <w:bidi/>
+            </w:pPr>
+            <w:r>
+              <w:rPr>
+                <w:rtl w:val="1"/>
+              </w:rPr>
+            </w:r>
+            <w:r>
+              <w:rPr>
+                <w:rFonts w:ascii="IRANSans(FaNum)" w:hAnsi="IRANSans(FaNum)" w:eastAsia="IRANSans(FaNum)" w:cs="IRANSans(FaNum)"/>
+                <w:b w:val="0"/>
+                <w:color w:val="17212B"/>
+                <w:sz w:val="17"/>
+                <w:rtl w:val="1"/>
+              </w:rPr>
+              <w:t>UI موبایل/PWA و سناریوهای demo</w:t>
+            </w:r>
+          </w:p>
+        </w:tc>
+        <w:tc>
+          <w:tcPr>
+            <w:tcW w:type="dxa" w:w="1701"/>
+            <w:vAlign w:val="center"/>
+          </w:tcPr>
+          <w:p>
+            <w:pPr>
+              <w:jc w:val="right"/>
+              <w:bidi/>
+            </w:pPr>
+            <w:r>
+              <w:rPr>
+                <w:rtl w:val="1"/>
+              </w:rPr>
+            </w:r>
+            <w:r>
+              <w:rPr>
+                <w:rFonts w:ascii="IRANSans(FaNum)" w:hAnsi="IRANSans(FaNum)" w:eastAsia="IRANSans(FaNum)" w:cs="IRANSans(FaNum)"/>
+                <w:b w:val="0"/>
+                <w:color w:val="17845B"/>
+                <w:sz w:val="17"/>
+                <w:rtl w:val="1"/>
+              </w:rPr>
+              <w:t>آماده</w:t>
+            </w:r>
+          </w:p>
+        </w:tc>
+      </w:tr>
+      <w:tr>
+        <w:tc>
+          <w:tcPr>
+            <w:tcW w:type="dxa" w:w="3402"/>
+            <w:vAlign w:val="center"/>
+            <w:shd w:fill="FBFCFD"/>
+          </w:tcPr>
+          <w:p>
+            <w:pPr>
+              <w:jc w:val="right"/>
+              <w:bidi/>
+            </w:pPr>
+            <w:r>
+              <w:rPr>
+                <w:rtl w:val="1"/>
+              </w:rPr>
+            </w:r>
+            <w:r>
+              <w:rPr>
+                <w:rFonts w:ascii="IRANSans(FaNum)" w:hAnsi="IRANSans(FaNum)" w:eastAsia="IRANSans(FaNum)" w:cs="IRANSans(FaNum)"/>
+                <w:b w:val="0"/>
+                <w:color w:val="17212B"/>
+                <w:sz w:val="17"/>
+                <w:rtl w:val="1"/>
+              </w:rPr>
+              <w:t>نسخه موبایل</w:t>
+            </w:r>
+          </w:p>
+        </w:tc>
+        <w:tc>
+          <w:tcPr>
+            <w:tcW w:type="dxa" w:w="3969"/>
+            <w:vAlign w:val="center"/>
+            <w:shd w:fill="FBFCFD"/>
+          </w:tcPr>
+          <w:p>
+            <w:pPr>
+              <w:jc w:val="right"/>
+              <w:bidi/>
+            </w:pPr>
+            <w:r>
+              <w:rPr>
+                <w:rtl w:val="1"/>
+              </w:rPr>
+            </w:r>
+            <w:r>
+              <w:rPr>
+                <w:rFonts w:ascii="IRANSans(FaNum)" w:hAnsi="IRANSans(FaNum)" w:eastAsia="IRANSans(FaNum)" w:cs="IRANSans(FaNum)"/>
+                <w:b w:val="0"/>
+                <w:color w:val="17212B"/>
+                <w:sz w:val="17"/>
+                <w:rtl w:val="1"/>
+              </w:rPr>
+              <w:t>manifest، service worker، app icon و action bar موبایل</w:t>
+            </w:r>
+          </w:p>
+        </w:tc>
+        <w:tc>
+          <w:tcPr>
+            <w:tcW w:type="dxa" w:w="1701"/>
+            <w:vAlign w:val="center"/>
+            <w:shd w:fill="FBFCFD"/>
+          </w:tcPr>
+          <w:p>
+            <w:pPr>
+              <w:jc w:val="right"/>
+              <w:bidi/>
+            </w:pPr>
+            <w:r>
+              <w:rPr>
+                <w:rtl w:val="1"/>
+              </w:rPr>
+            </w:r>
+            <w:r>
+              <w:rPr>
+                <w:rFonts w:ascii="IRANSans(FaNum)" w:hAnsi="IRANSans(FaNum)" w:eastAsia="IRANSans(FaNum)" w:cs="IRANSans(FaNum)"/>
+                <w:b w:val="0"/>
+                <w:color w:val="17845B"/>
+                <w:sz w:val="17"/>
+                <w:rtl w:val="1"/>
+              </w:rPr>
+              <w:t>آماده</w:t>
+            </w:r>
+          </w:p>
+        </w:tc>
+      </w:tr>
+      <w:tr>
+        <w:tc>
+          <w:tcPr>
+            <w:tcW w:type="dxa" w:w="3402"/>
+            <w:vAlign w:val="center"/>
+          </w:tcPr>
+          <w:p>
+            <w:pPr>
+              <w:jc w:val="right"/>
+              <w:bidi/>
+            </w:pPr>
+            <w:r>
+              <w:rPr>
+                <w:rtl w:val="1"/>
+              </w:rPr>
+            </w:r>
+            <w:r>
+              <w:rPr>
+                <w:rFonts w:ascii="IRANSans(FaNum)" w:hAnsi="IRANSans(FaNum)" w:eastAsia="IRANSans(FaNum)" w:cs="IRANSans(FaNum)"/>
+                <w:b w:val="0"/>
+                <w:color w:val="17212B"/>
+                <w:sz w:val="17"/>
+                <w:rtl w:val="1"/>
+              </w:rPr>
+              <w:t>ماتریس همکاری و ساعات</w:t>
+            </w:r>
+          </w:p>
+        </w:tc>
+        <w:tc>
+          <w:tcPr>
+            <w:tcW w:type="dxa" w:w="3969"/>
+            <w:vAlign w:val="center"/>
+          </w:tcPr>
+          <w:p>
+            <w:pPr>
+              <w:jc w:val="right"/>
+              <w:bidi/>
+            </w:pPr>
+            <w:r>
+              <w:rPr>
+                <w:rtl w:val="1"/>
+              </w:rPr>
+            </w:r>
+            <w:r>
+              <w:rPr>
+                <w:rFonts w:ascii="IRANSans(FaNum)" w:hAnsi="IRANSans(FaNum)" w:eastAsia="IRANSans(FaNum)" w:cs="IRANSans(FaNum)"/>
+                <w:b w:val="0"/>
+                <w:color w:val="17212B"/>
+                <w:sz w:val="17"/>
+                <w:rtl w:val="1"/>
+              </w:rPr>
+              <w:t>team-collaboration-matrix و این پیوست</w:t>
+            </w:r>
+          </w:p>
+        </w:tc>
+        <w:tc>
+          <w:tcPr>
+            <w:tcW w:type="dxa" w:w="1701"/>
+            <w:vAlign w:val="center"/>
+          </w:tcPr>
+          <w:p>
+            <w:pPr>
+              <w:jc w:val="right"/>
+              <w:bidi/>
+            </w:pPr>
+            <w:r>
+              <w:rPr>
+                <w:rtl w:val="1"/>
+              </w:rPr>
+            </w:r>
+            <w:r>
+              <w:rPr>
+                <w:rFonts w:ascii="IRANSans(FaNum)" w:hAnsi="IRANSans(FaNum)" w:eastAsia="IRANSans(FaNum)" w:cs="IRANSans(FaNum)"/>
+                <w:b w:val="0"/>
+                <w:color w:val="17845B"/>
+                <w:sz w:val="17"/>
+                <w:rtl w:val="1"/>
+              </w:rPr>
+              <w:t>آماده</w:t>
             </w:r>
           </w:p>
         </w:tc>
@@ -163,7 +523,7 @@
                 <w:color w:val="17212B"/>
                 <w:sz w:val="17"/>
               </w:rPr>
-              <w:t>پوستر A0</w:t>
+              <w:t>Burndown</w:t>
             </w:r>
           </w:p>
         </w:tc>
@@ -178,15 +538,20 @@
               <w:jc w:val="right"/>
               <w:bidi/>
             </w:pPr>
-            <w:r/>
+            <w:r>
+              <w:rPr>
+                <w:rtl w:val="1"/>
+              </w:rPr>
+            </w:r>
             <w:r>
               <w:rPr>
                 <w:rFonts w:ascii="IRANSans(FaNum)" w:hAnsi="IRANSans(FaNum)" w:eastAsia="IRANSans(FaNum)" w:cs="IRANSans(FaNum)"/>
                 <w:b w:val="0"/>
                 <w:color w:val="17212B"/>
                 <w:sz w:val="17"/>
-              </w:rPr>
-              <w:t>docs/poster/current-poster.png</w:t>
+                <w:rtl w:val="1"/>
+              </w:rPr>
+              <w:t>docs/artifacts/burndown.svg و CSV</w:t>
             </w:r>
           </w:p>
         </w:tc>
@@ -201,13 +566,18 @@
               <w:jc w:val="right"/>
               <w:bidi/>
             </w:pPr>
-            <w:r/>
+            <w:r>
+              <w:rPr>
+                <w:rtl w:val="1"/>
+              </w:rPr>
+            </w:r>
             <w:r>
               <w:rPr>
                 <w:rFonts w:ascii="IRANSans(FaNum)" w:hAnsi="IRANSans(FaNum)" w:eastAsia="IRANSans(FaNum)" w:cs="IRANSans(FaNum)"/>
                 <w:b w:val="0"/>
                 <w:color w:val="17845B"/>
                 <w:sz w:val="17"/>
+                <w:rtl w:val="1"/>
               </w:rPr>
               <w:t>آماده</w:t>
             </w:r>
@@ -225,15 +595,20 @@
               <w:jc w:val="right"/>
               <w:bidi/>
             </w:pPr>
-            <w:r/>
+            <w:r>
+              <w:rPr>
+                <w:rtl w:val="1"/>
+              </w:rPr>
+            </w:r>
             <w:r>
               <w:rPr>
                 <w:rFonts w:ascii="IRANSans(FaNum)" w:hAnsi="IRANSans(FaNum)" w:eastAsia="IRANSans(FaNum)" w:cs="IRANSans(FaNum)"/>
                 <w:b w:val="0"/>
                 <w:color w:val="17212B"/>
                 <w:sz w:val="17"/>
-              </w:rPr>
-              <w:t>تصاویر UI</w:t>
+                <w:rtl w:val="1"/>
+              </w:rPr>
+              <w:t>KPI فعلی و آینده</w:t>
             </w:r>
           </w:p>
         </w:tc>
@@ -255,7 +630,7 @@
                 <w:color w:val="17212B"/>
                 <w:sz w:val="17"/>
               </w:rPr>
-              <w:t>UI موبایل/PWA و سناریوهای demo</w:t>
+              <w:t>kpi-register</w:t>
             </w:r>
           </w:p>
         </w:tc>
@@ -269,13 +644,18 @@
               <w:jc w:val="right"/>
               <w:bidi/>
             </w:pPr>
-            <w:r/>
+            <w:r>
+              <w:rPr>
+                <w:rtl w:val="1"/>
+              </w:rPr>
+            </w:r>
             <w:r>
               <w:rPr>
                 <w:rFonts w:ascii="IRANSans(FaNum)" w:hAnsi="IRANSans(FaNum)" w:eastAsia="IRANSans(FaNum)" w:cs="IRANSans(FaNum)"/>
                 <w:b w:val="0"/>
                 <w:color w:val="17845B"/>
                 <w:sz w:val="17"/>
+                <w:rtl w:val="1"/>
               </w:rPr>
               <w:t>آماده</w:t>
             </w:r>
@@ -302,7 +682,7 @@
                 <w:color w:val="17212B"/>
                 <w:sz w:val="17"/>
               </w:rPr>
-              <w:t>نسخه موبایل</w:t>
+              <w:t>User Acquisition Forecast</w:t>
             </w:r>
           </w:p>
         </w:tc>
@@ -317,15 +697,20 @@
               <w:jc w:val="right"/>
               <w:bidi/>
             </w:pPr>
-            <w:r/>
+            <w:r>
+              <w:rPr>
+                <w:rtl w:val="1"/>
+              </w:rPr>
+            </w:r>
             <w:r>
               <w:rPr>
                 <w:rFonts w:ascii="IRANSans(FaNum)" w:hAnsi="IRANSans(FaNum)" w:eastAsia="IRANSans(FaNum)" w:cs="IRANSans(FaNum)"/>
                 <w:b w:val="0"/>
                 <w:color w:val="17212B"/>
                 <w:sz w:val="17"/>
-              </w:rPr>
-              <w:t>manifest، service worker، app icon و action bar موبایل</w:t>
+                <w:rtl w:val="1"/>
+              </w:rPr>
+              <w:t>user-acquisition.svg و CSV</w:t>
             </w:r>
           </w:p>
         </w:tc>
@@ -340,13 +725,18 @@
               <w:jc w:val="right"/>
               <w:bidi/>
             </w:pPr>
-            <w:r/>
+            <w:r>
+              <w:rPr>
+                <w:rtl w:val="1"/>
+              </w:rPr>
+            </w:r>
             <w:r>
               <w:rPr>
                 <w:rFonts w:ascii="IRANSans(FaNum)" w:hAnsi="IRANSans(FaNum)" w:eastAsia="IRANSans(FaNum)" w:cs="IRANSans(FaNum)"/>
                 <w:b w:val="0"/>
                 <w:color w:val="17845B"/>
                 <w:sz w:val="17"/>
+                <w:rtl w:val="1"/>
               </w:rPr>
               <w:t>آماده</w:t>
             </w:r>
@@ -372,7 +762,7 @@
                 <w:color w:val="17212B"/>
                 <w:sz w:val="17"/>
               </w:rPr>
-              <w:t>ماتریس همکاری و ساعات</w:t>
+              <w:t>Work Management</w:t>
             </w:r>
           </w:p>
         </w:tc>
@@ -394,7 +784,7 @@
                 <w:color w:val="17212B"/>
                 <w:sz w:val="17"/>
               </w:rPr>
-              <w:t>team-collaboration-matrix و این پیوست</w:t>
+              <w:t>work-management-board</w:t>
             </w:r>
           </w:p>
         </w:tc>
@@ -408,13 +798,18 @@
               <w:jc w:val="right"/>
               <w:bidi/>
             </w:pPr>
-            <w:r/>
+            <w:r>
+              <w:rPr>
+                <w:rtl w:val="1"/>
+              </w:rPr>
+            </w:r>
             <w:r>
               <w:rPr>
                 <w:rFonts w:ascii="IRANSans(FaNum)" w:hAnsi="IRANSans(FaNum)" w:eastAsia="IRANSans(FaNum)" w:cs="IRANSans(FaNum)"/>
                 <w:b w:val="0"/>
                 <w:color w:val="17845B"/>
                 <w:sz w:val="17"/>
+                <w:rtl w:val="1"/>
               </w:rPr>
               <w:t>آماده</w:t>
             </w:r>
@@ -441,7 +836,7 @@
                 <w:color w:val="17212B"/>
                 <w:sz w:val="17"/>
               </w:rPr>
-              <w:t>Burndown</w:t>
+              <w:t>Knowledge Management</w:t>
             </w:r>
           </w:p>
         </w:tc>
@@ -464,7 +859,7 @@
                 <w:color w:val="17212B"/>
                 <w:sz w:val="17"/>
               </w:rPr>
-              <w:t>docs/artifacts/burndown.svg و CSV</w:t>
+              <w:t>knowledge-management-index</w:t>
             </w:r>
           </w:p>
         </w:tc>
@@ -479,13 +874,18 @@
               <w:jc w:val="right"/>
               <w:bidi/>
             </w:pPr>
-            <w:r/>
+            <w:r>
+              <w:rPr>
+                <w:rtl w:val="1"/>
+              </w:rPr>
+            </w:r>
             <w:r>
               <w:rPr>
                 <w:rFonts w:ascii="IRANSans(FaNum)" w:hAnsi="IRANSans(FaNum)" w:eastAsia="IRANSans(FaNum)" w:cs="IRANSans(FaNum)"/>
                 <w:b w:val="0"/>
                 <w:color w:val="17845B"/>
                 <w:sz w:val="17"/>
+                <w:rtl w:val="1"/>
               </w:rPr>
               <w:t>آماده</w:t>
             </w:r>
@@ -503,15 +903,20 @@
               <w:jc w:val="right"/>
               <w:bidi/>
             </w:pPr>
-            <w:r/>
+            <w:r>
+              <w:rPr>
+                <w:rtl w:val="1"/>
+              </w:rPr>
+            </w:r>
             <w:r>
               <w:rPr>
                 <w:rFonts w:ascii="IRANSans(FaNum)" w:hAnsi="IRANSans(FaNum)" w:eastAsia="IRANSans(FaNum)" w:cs="IRANSans(FaNum)"/>
                 <w:b w:val="0"/>
                 <w:color w:val="17212B"/>
                 <w:sz w:val="17"/>
-              </w:rPr>
-              <w:t>KPI فعلی و آینده</w:t>
+                <w:rtl w:val="1"/>
+              </w:rPr>
+              <w:t>ویدئوی 10 دقیقه‌ای</w:t>
             </w:r>
           </w:p>
         </w:tc>
@@ -533,7 +938,7 @@
                 <w:color w:val="17212B"/>
                 <w:sz w:val="17"/>
               </w:rPr>
-              <w:t>kpi-register</w:t>
+              <w:t>video-presentation-script</w:t>
             </w:r>
           </w:p>
         </w:tc>
@@ -547,15 +952,20 @@
               <w:jc w:val="right"/>
               <w:bidi/>
             </w:pPr>
-            <w:r/>
+            <w:r>
+              <w:rPr>
+                <w:rtl w:val="1"/>
+              </w:rPr>
+            </w:r>
             <w:r>
               <w:rPr>
                 <w:rFonts w:ascii="IRANSans(FaNum)" w:hAnsi="IRANSans(FaNum)" w:eastAsia="IRANSans(FaNum)" w:cs="IRANSans(FaNum)"/>
                 <w:b w:val="0"/>
-                <w:color w:val="17845B"/>
+                <w:color w:val="17212B"/>
                 <w:sz w:val="17"/>
-              </w:rPr>
-              <w:t>آماده</w:t>
+                <w:rtl w:val="1"/>
+              </w:rPr>
+              <w:t>آماده برای ضبط</w:t>
             </w:r>
           </w:p>
         </w:tc>
@@ -572,15 +982,20 @@
               <w:jc w:val="right"/>
               <w:bidi/>
             </w:pPr>
-            <w:r/>
+            <w:r>
+              <w:rPr>
+                <w:rtl w:val="1"/>
+              </w:rPr>
+            </w:r>
             <w:r>
               <w:rPr>
                 <w:rFonts w:ascii="IRANSans(FaNum)" w:hAnsi="IRANSans(FaNum)" w:eastAsia="IRANSans(FaNum)" w:cs="IRANSans(FaNum)"/>
                 <w:b w:val="0"/>
                 <w:color w:val="17212B"/>
                 <w:sz w:val="17"/>
-              </w:rPr>
-              <w:t>User Acquisition Forecast</w:t>
+                <w:rtl w:val="1"/>
+              </w:rPr>
+              <w:t>گزارش نهایی</w:t>
             </w:r>
           </w:p>
         </w:tc>
@@ -595,15 +1010,20 @@
               <w:jc w:val="right"/>
               <w:bidi/>
             </w:pPr>
-            <w:r/>
+            <w:r>
+              <w:rPr>
+                <w:rtl w:val="1"/>
+              </w:rPr>
+            </w:r>
             <w:r>
               <w:rPr>
                 <w:rFonts w:ascii="IRANSans(FaNum)" w:hAnsi="IRANSans(FaNum)" w:eastAsia="IRANSans(FaNum)" w:cs="IRANSans(FaNum)"/>
                 <w:b w:val="0"/>
                 <w:color w:val="17212B"/>
                 <w:sz w:val="17"/>
-              </w:rPr>
-              <w:t>user-acquisition.svg و CSV</w:t>
+                <w:rtl w:val="1"/>
+              </w:rPr>
+              <w:t>DOCX رسمی</w:t>
             </w:r>
           </w:p>
         </w:tc>
@@ -618,291 +1038,18 @@
               <w:jc w:val="right"/>
               <w:bidi/>
             </w:pPr>
-            <w:r/>
+            <w:r>
+              <w:rPr>
+                <w:rtl w:val="1"/>
+              </w:rPr>
+            </w:r>
             <w:r>
               <w:rPr>
                 <w:rFonts w:ascii="IRANSans(FaNum)" w:hAnsi="IRANSans(FaNum)" w:eastAsia="IRANSans(FaNum)" w:cs="IRANSans(FaNum)"/>
                 <w:b w:val="0"/>
                 <w:color w:val="17845B"/>
                 <w:sz w:val="17"/>
-              </w:rPr>
-              <w:t>آماده</w:t>
-            </w:r>
-          </w:p>
-        </w:tc>
-      </w:tr>
-      <w:tr>
-        <w:tc>
-          <w:tcPr>
-            <w:tcW w:type="dxa" w:w="3402"/>
-            <w:vAlign w:val="center"/>
-          </w:tcPr>
-          <w:p>
-            <w:pPr>
-              <w:jc w:val="right"/>
-              <w:bidi/>
-            </w:pPr>
-            <w:r/>
-            <w:r>
-              <w:rPr>
-                <w:rFonts w:ascii="IRANSans(FaNum)" w:hAnsi="IRANSans(FaNum)" w:eastAsia="IRANSans(FaNum)" w:cs="IRANSans(FaNum)"/>
-                <w:b w:val="0"/>
-                <w:color w:val="17212B"/>
-                <w:sz w:val="17"/>
-              </w:rPr>
-              <w:t>Work Management</w:t>
-            </w:r>
-          </w:p>
-        </w:tc>
-        <w:tc>
-          <w:tcPr>
-            <w:tcW w:type="dxa" w:w="3969"/>
-            <w:vAlign w:val="center"/>
-          </w:tcPr>
-          <w:p>
-            <w:pPr>
-              <w:jc w:val="right"/>
-              <w:bidi/>
-            </w:pPr>
-            <w:r/>
-            <w:r>
-              <w:rPr>
-                <w:rFonts w:ascii="IRANSans(FaNum)" w:hAnsi="IRANSans(FaNum)" w:eastAsia="IRANSans(FaNum)" w:cs="IRANSans(FaNum)"/>
-                <w:b w:val="0"/>
-                <w:color w:val="17212B"/>
-                <w:sz w:val="17"/>
-              </w:rPr>
-              <w:t>work-management-board</w:t>
-            </w:r>
-          </w:p>
-        </w:tc>
-        <w:tc>
-          <w:tcPr>
-            <w:tcW w:type="dxa" w:w="1701"/>
-            <w:vAlign w:val="center"/>
-          </w:tcPr>
-          <w:p>
-            <w:pPr>
-              <w:jc w:val="right"/>
-              <w:bidi/>
-            </w:pPr>
-            <w:r/>
-            <w:r>
-              <w:rPr>
-                <w:rFonts w:ascii="IRANSans(FaNum)" w:hAnsi="IRANSans(FaNum)" w:eastAsia="IRANSans(FaNum)" w:cs="IRANSans(FaNum)"/>
-                <w:b w:val="0"/>
-                <w:color w:val="17845B"/>
-                <w:sz w:val="17"/>
-              </w:rPr>
-              <w:t>آماده</w:t>
-            </w:r>
-          </w:p>
-        </w:tc>
-      </w:tr>
-      <w:tr>
-        <w:tc>
-          <w:tcPr>
-            <w:tcW w:type="dxa" w:w="3402"/>
-            <w:vAlign w:val="center"/>
-            <w:shd w:fill="FBFCFD"/>
-          </w:tcPr>
-          <w:p>
-            <w:pPr>
-              <w:jc w:val="right"/>
-              <w:bidi/>
-            </w:pPr>
-            <w:r/>
-            <w:r>
-              <w:rPr>
-                <w:rFonts w:ascii="IRANSans(FaNum)" w:hAnsi="IRANSans(FaNum)" w:eastAsia="IRANSans(FaNum)" w:cs="IRANSans(FaNum)"/>
-                <w:b w:val="0"/>
-                <w:color w:val="17212B"/>
-                <w:sz w:val="17"/>
-              </w:rPr>
-              <w:t>Knowledge Management</w:t>
-            </w:r>
-          </w:p>
-        </w:tc>
-        <w:tc>
-          <w:tcPr>
-            <w:tcW w:type="dxa" w:w="3969"/>
-            <w:vAlign w:val="center"/>
-            <w:shd w:fill="FBFCFD"/>
-          </w:tcPr>
-          <w:p>
-            <w:pPr>
-              <w:jc w:val="right"/>
-              <w:bidi/>
-            </w:pPr>
-            <w:r/>
-            <w:r>
-              <w:rPr>
-                <w:rFonts w:ascii="IRANSans(FaNum)" w:hAnsi="IRANSans(FaNum)" w:eastAsia="IRANSans(FaNum)" w:cs="IRANSans(FaNum)"/>
-                <w:b w:val="0"/>
-                <w:color w:val="17212B"/>
-                <w:sz w:val="17"/>
-              </w:rPr>
-              <w:t>knowledge-management-index</w:t>
-            </w:r>
-          </w:p>
-        </w:tc>
-        <w:tc>
-          <w:tcPr>
-            <w:tcW w:type="dxa" w:w="1701"/>
-            <w:vAlign w:val="center"/>
-            <w:shd w:fill="FBFCFD"/>
-          </w:tcPr>
-          <w:p>
-            <w:pPr>
-              <w:jc w:val="right"/>
-              <w:bidi/>
-            </w:pPr>
-            <w:r/>
-            <w:r>
-              <w:rPr>
-                <w:rFonts w:ascii="IRANSans(FaNum)" w:hAnsi="IRANSans(FaNum)" w:eastAsia="IRANSans(FaNum)" w:cs="IRANSans(FaNum)"/>
-                <w:b w:val="0"/>
-                <w:color w:val="17845B"/>
-                <w:sz w:val="17"/>
-              </w:rPr>
-              <w:t>آماده</w:t>
-            </w:r>
-          </w:p>
-        </w:tc>
-      </w:tr>
-      <w:tr>
-        <w:tc>
-          <w:tcPr>
-            <w:tcW w:type="dxa" w:w="3402"/>
-            <w:vAlign w:val="center"/>
-          </w:tcPr>
-          <w:p>
-            <w:pPr>
-              <w:jc w:val="right"/>
-              <w:bidi/>
-            </w:pPr>
-            <w:r/>
-            <w:r>
-              <w:rPr>
-                <w:rFonts w:ascii="IRANSans(FaNum)" w:hAnsi="IRANSans(FaNum)" w:eastAsia="IRANSans(FaNum)" w:cs="IRANSans(FaNum)"/>
-                <w:b w:val="0"/>
-                <w:color w:val="17212B"/>
-                <w:sz w:val="17"/>
-              </w:rPr>
-              <w:t>ویدئوی 10 دقیقه‌ای</w:t>
-            </w:r>
-          </w:p>
-        </w:tc>
-        <w:tc>
-          <w:tcPr>
-            <w:tcW w:type="dxa" w:w="3969"/>
-            <w:vAlign w:val="center"/>
-          </w:tcPr>
-          <w:p>
-            <w:pPr>
-              <w:jc w:val="right"/>
-              <w:bidi/>
-            </w:pPr>
-            <w:r/>
-            <w:r>
-              <w:rPr>
-                <w:rFonts w:ascii="IRANSans(FaNum)" w:hAnsi="IRANSans(FaNum)" w:eastAsia="IRANSans(FaNum)" w:cs="IRANSans(FaNum)"/>
-                <w:b w:val="0"/>
-                <w:color w:val="17212B"/>
-                <w:sz w:val="17"/>
-              </w:rPr>
-              <w:t>video-presentation-script</w:t>
-            </w:r>
-          </w:p>
-        </w:tc>
-        <w:tc>
-          <w:tcPr>
-            <w:tcW w:type="dxa" w:w="1701"/>
-            <w:vAlign w:val="center"/>
-          </w:tcPr>
-          <w:p>
-            <w:pPr>
-              <w:jc w:val="right"/>
-              <w:bidi/>
-            </w:pPr>
-            <w:r/>
-            <w:r>
-              <w:rPr>
-                <w:rFonts w:ascii="IRANSans(FaNum)" w:hAnsi="IRANSans(FaNum)" w:eastAsia="IRANSans(FaNum)" w:cs="IRANSans(FaNum)"/>
-                <w:b w:val="0"/>
-                <w:color w:val="17212B"/>
-                <w:sz w:val="17"/>
-              </w:rPr>
-              <w:t>آماده برای ضبط</w:t>
-            </w:r>
-          </w:p>
-        </w:tc>
-      </w:tr>
-      <w:tr>
-        <w:tc>
-          <w:tcPr>
-            <w:tcW w:type="dxa" w:w="3402"/>
-            <w:vAlign w:val="center"/>
-            <w:shd w:fill="FBFCFD"/>
-          </w:tcPr>
-          <w:p>
-            <w:pPr>
-              <w:jc w:val="right"/>
-              <w:bidi/>
-            </w:pPr>
-            <w:r/>
-            <w:r>
-              <w:rPr>
-                <w:rFonts w:ascii="IRANSans(FaNum)" w:hAnsi="IRANSans(FaNum)" w:eastAsia="IRANSans(FaNum)" w:cs="IRANSans(FaNum)"/>
-                <w:b w:val="0"/>
-                <w:color w:val="17212B"/>
-                <w:sz w:val="17"/>
-              </w:rPr>
-              <w:t>گزارش نهایی</w:t>
-            </w:r>
-          </w:p>
-        </w:tc>
-        <w:tc>
-          <w:tcPr>
-            <w:tcW w:type="dxa" w:w="3969"/>
-            <w:vAlign w:val="center"/>
-            <w:shd w:fill="FBFCFD"/>
-          </w:tcPr>
-          <w:p>
-            <w:pPr>
-              <w:jc w:val="right"/>
-              <w:bidi/>
-            </w:pPr>
-            <w:r/>
-            <w:r>
-              <w:rPr>
-                <w:rFonts w:ascii="IRANSans(FaNum)" w:hAnsi="IRANSans(FaNum)" w:eastAsia="IRANSans(FaNum)" w:cs="IRANSans(FaNum)"/>
-                <w:b w:val="0"/>
-                <w:color w:val="17212B"/>
-                <w:sz w:val="17"/>
-              </w:rPr>
-              <w:t>DOCX رسمی</w:t>
-            </w:r>
-          </w:p>
-        </w:tc>
-        <w:tc>
-          <w:tcPr>
-            <w:tcW w:type="dxa" w:w="1701"/>
-            <w:vAlign w:val="center"/>
-            <w:shd w:fill="FBFCFD"/>
-          </w:tcPr>
-          <w:p>
-            <w:pPr>
-              <w:jc w:val="right"/>
-              <w:bidi/>
-            </w:pPr>
-            <w:r/>
-            <w:r>
-              <w:rPr>
-                <w:rFonts w:ascii="IRANSans(FaNum)" w:hAnsi="IRANSans(FaNum)" w:eastAsia="IRANSans(FaNum)" w:cs="IRANSans(FaNum)"/>
-                <w:b w:val="0"/>
-                <w:color w:val="17845B"/>
-                <w:sz w:val="17"/>
+                <w:rtl w:val="1"/>
               </w:rPr>
               <w:t>آماده</w:t>
             </w:r>
@@ -973,15 +1120,21 @@
           </w:tcPr>
           <w:p>
             <w:pPr>
-              <w:jc w:val="center"/>
+              <w:jc w:val="right"/>
+              <w:bidi w:val="1"/>
             </w:pPr>
-            <w:r/>
+            <w:r>
+              <w:rPr>
+                <w:rtl w:val="1"/>
+              </w:rPr>
+            </w:r>
             <w:r>
               <w:rPr>
                 <w:rFonts w:ascii="IRANSans(FaNum)" w:hAnsi="IRANSans(FaNum)" w:eastAsia="IRANSans(FaNum)" w:cs="IRANSans(FaNum)"/>
                 <w:b/>
                 <w:color w:val="FFFFFF"/>
                 <w:sz w:val="19"/>
+                <w:rtl w:val="1"/>
               </w:rPr>
               <w:t>مقدار</w:t>
             </w:r>
@@ -995,15 +1148,21 @@
           </w:tcPr>
           <w:p>
             <w:pPr>
-              <w:jc w:val="center"/>
+              <w:jc w:val="right"/>
+              <w:bidi w:val="1"/>
             </w:pPr>
-            <w:r/>
+            <w:r>
+              <w:rPr>
+                <w:rtl w:val="1"/>
+              </w:rPr>
+            </w:r>
             <w:r>
               <w:rPr>
                 <w:rFonts w:ascii="IRANSans(FaNum)" w:hAnsi="IRANSans(FaNum)" w:eastAsia="IRANSans(FaNum)" w:cs="IRANSans(FaNum)"/>
                 <w:b/>
                 <w:color w:val="FFFFFF"/>
                 <w:sz w:val="19"/>
+                <w:rtl w:val="1"/>
               </w:rPr>
               <w:t>هدف</w:t>
             </w:r>
@@ -1017,15 +1176,21 @@
           </w:tcPr>
           <w:p>
             <w:pPr>
-              <w:jc w:val="center"/>
+              <w:jc w:val="right"/>
+              <w:bidi w:val="1"/>
             </w:pPr>
-            <w:r/>
+            <w:r>
+              <w:rPr>
+                <w:rtl w:val="1"/>
+              </w:rPr>
+            </w:r>
             <w:r>
               <w:rPr>
                 <w:rFonts w:ascii="IRANSans(FaNum)" w:hAnsi="IRANSans(FaNum)" w:eastAsia="IRANSans(FaNum)" w:cs="IRANSans(FaNum)"/>
                 <w:b/>
                 <w:color w:val="FFFFFF"/>
                 <w:sz w:val="19"/>
+                <w:rtl w:val="1"/>
               </w:rPr>
               <w:t>وضعیت</w:t>
             </w:r>
@@ -1113,13 +1278,18 @@
               <w:jc w:val="right"/>
               <w:bidi/>
             </w:pPr>
-            <w:r/>
+            <w:r>
+              <w:rPr>
+                <w:rtl w:val="1"/>
+              </w:rPr>
+            </w:r>
             <w:r>
               <w:rPr>
                 <w:rFonts w:ascii="IRANSans(FaNum)" w:hAnsi="IRANSans(FaNum)" w:eastAsia="IRANSans(FaNum)" w:cs="IRANSans(FaNum)"/>
                 <w:b w:val="0"/>
                 <w:color w:val="17845B"/>
                 <w:sz w:val="17"/>
+                <w:rtl w:val="1"/>
               </w:rPr>
               <w:t>سبز</w:t>
             </w:r>
@@ -1203,13 +1373,217 @@
               <w:jc w:val="right"/>
               <w:bidi/>
             </w:pPr>
-            <w:r/>
+            <w:r>
+              <w:rPr>
+                <w:rtl w:val="1"/>
+              </w:rPr>
+            </w:r>
             <w:r>
               <w:rPr>
                 <w:rFonts w:ascii="IRANSans(FaNum)" w:hAnsi="IRANSans(FaNum)" w:eastAsia="IRANSans(FaNum)" w:cs="IRANSans(FaNum)"/>
                 <w:b w:val="0"/>
                 <w:color w:val="17845B"/>
                 <w:sz w:val="17"/>
+                <w:rtl w:val="1"/>
+              </w:rPr>
+              <w:t>سبز</w:t>
+            </w:r>
+          </w:p>
+        </w:tc>
+      </w:tr>
+      <w:tr>
+        <w:tc>
+          <w:tcPr>
+            <w:tcW w:type="dxa" w:w="2835"/>
+            <w:vAlign w:val="center"/>
+            <w:shd w:fill="FBFCFD"/>
+          </w:tcPr>
+          <w:p>
+            <w:pPr>
+              <w:jc w:val="right"/>
+              <w:bidi/>
+            </w:pPr>
+            <w:r>
+              <w:rPr>
+                <w:rtl w:val="1"/>
+              </w:rPr>
+            </w:r>
+            <w:r>
+              <w:rPr>
+                <w:rFonts w:ascii="IRANSans(FaNum)" w:hAnsi="IRANSans(FaNum)" w:eastAsia="IRANSans(FaNum)" w:cs="IRANSans(FaNum)"/>
+                <w:b w:val="0"/>
+                <w:color w:val="17212B"/>
+                <w:sz w:val="17"/>
+                <w:rtl w:val="1"/>
+              </w:rPr>
+              <w:t>Recall بحرانی</w:t>
+            </w:r>
+          </w:p>
+        </w:tc>
+        <w:tc>
+          <w:tcPr>
+            <w:tcW w:type="dxa" w:w="1984"/>
+            <w:vAlign w:val="center"/>
+            <w:shd w:fill="FBFCFD"/>
+          </w:tcPr>
+          <w:p>
+            <w:pPr>
+              <w:jc w:val="right"/>
+              <w:bidi/>
+            </w:pPr>
+            <w:r/>
+            <w:r>
+              <w:rPr>
+                <w:rFonts w:ascii="IRANSans(FaNum)" w:hAnsi="IRANSans(FaNum)" w:eastAsia="IRANSans(FaNum)" w:cs="IRANSans(FaNum)"/>
+                <w:b w:val="0"/>
+                <w:color w:val="17212B"/>
+                <w:sz w:val="17"/>
+              </w:rPr>
+              <w:t>0.9246</w:t>
+            </w:r>
+          </w:p>
+        </w:tc>
+        <w:tc>
+          <w:tcPr>
+            <w:tcW w:type="dxa" w:w="2268"/>
+            <w:vAlign w:val="center"/>
+            <w:shd w:fill="FBFCFD"/>
+          </w:tcPr>
+          <w:p>
+            <w:pPr>
+              <w:jc w:val="right"/>
+              <w:bidi/>
+            </w:pPr>
+            <w:r/>
+            <w:r>
+              <w:rPr>
+                <w:rFonts w:ascii="IRANSans(FaNum)" w:hAnsi="IRANSans(FaNum)" w:eastAsia="IRANSans(FaNum)" w:cs="IRANSans(FaNum)"/>
+                <w:b w:val="0"/>
+                <w:color w:val="17212B"/>
+                <w:sz w:val="17"/>
+              </w:rPr>
+              <w:t>&gt;= 0.92</w:t>
+            </w:r>
+          </w:p>
+        </w:tc>
+        <w:tc>
+          <w:tcPr>
+            <w:tcW w:type="dxa" w:w="1701"/>
+            <w:vAlign w:val="center"/>
+            <w:shd w:fill="FBFCFD"/>
+          </w:tcPr>
+          <w:p>
+            <w:pPr>
+              <w:jc w:val="right"/>
+              <w:bidi/>
+            </w:pPr>
+            <w:r>
+              <w:rPr>
+                <w:rtl w:val="1"/>
+              </w:rPr>
+            </w:r>
+            <w:r>
+              <w:rPr>
+                <w:rFonts w:ascii="IRANSans(FaNum)" w:hAnsi="IRANSans(FaNum)" w:eastAsia="IRANSans(FaNum)" w:cs="IRANSans(FaNum)"/>
+                <w:b w:val="0"/>
+                <w:color w:val="17845B"/>
+                <w:sz w:val="17"/>
+                <w:rtl w:val="1"/>
+              </w:rPr>
+              <w:t>سبز</w:t>
+            </w:r>
+          </w:p>
+        </w:tc>
+      </w:tr>
+      <w:tr>
+        <w:tc>
+          <w:tcPr>
+            <w:tcW w:type="dxa" w:w="2835"/>
+            <w:vAlign w:val="center"/>
+          </w:tcPr>
+          <w:p>
+            <w:pPr>
+              <w:jc w:val="right"/>
+              <w:bidi/>
+            </w:pPr>
+            <w:r/>
+            <w:r>
+              <w:rPr>
+                <w:rFonts w:ascii="IRANSans(FaNum)" w:hAnsi="IRANSans(FaNum)" w:eastAsia="IRANSans(FaNum)" w:cs="IRANSans(FaNum)"/>
+                <w:b w:val="0"/>
+                <w:color w:val="17212B"/>
+                <w:sz w:val="17"/>
+              </w:rPr>
+              <w:t>FPR</w:t>
+            </w:r>
+          </w:p>
+        </w:tc>
+        <w:tc>
+          <w:tcPr>
+            <w:tcW w:type="dxa" w:w="1984"/>
+            <w:vAlign w:val="center"/>
+          </w:tcPr>
+          <w:p>
+            <w:pPr>
+              <w:jc w:val="right"/>
+              <w:bidi/>
+            </w:pPr>
+            <w:r/>
+            <w:r>
+              <w:rPr>
+                <w:rFonts w:ascii="IRANSans(FaNum)" w:hAnsi="IRANSans(FaNum)" w:eastAsia="IRANSans(FaNum)" w:cs="IRANSans(FaNum)"/>
+                <w:b w:val="0"/>
+                <w:color w:val="17212B"/>
+                <w:sz w:val="17"/>
+              </w:rPr>
+              <w:t>0.3352</w:t>
+            </w:r>
+          </w:p>
+        </w:tc>
+        <w:tc>
+          <w:tcPr>
+            <w:tcW w:type="dxa" w:w="2268"/>
+            <w:vAlign w:val="center"/>
+          </w:tcPr>
+          <w:p>
+            <w:pPr>
+              <w:jc w:val="right"/>
+              <w:bidi/>
+            </w:pPr>
+            <w:r/>
+            <w:r>
+              <w:rPr>
+                <w:rFonts w:ascii="IRANSans(FaNum)" w:hAnsi="IRANSans(FaNum)" w:eastAsia="IRANSans(FaNum)" w:cs="IRANSans(FaNum)"/>
+                <w:b w:val="0"/>
+                <w:color w:val="17212B"/>
+                <w:sz w:val="17"/>
+              </w:rPr>
+              <w:t>&lt; 0.36</w:t>
+            </w:r>
+          </w:p>
+        </w:tc>
+        <w:tc>
+          <w:tcPr>
+            <w:tcW w:type="dxa" w:w="1701"/>
+            <w:vAlign w:val="center"/>
+          </w:tcPr>
+          <w:p>
+            <w:pPr>
+              <w:jc w:val="right"/>
+              <w:bidi/>
+            </w:pPr>
+            <w:r>
+              <w:rPr>
+                <w:rtl w:val="1"/>
+              </w:rPr>
+            </w:r>
+            <w:r>
+              <w:rPr>
+                <w:rFonts w:ascii="IRANSans(FaNum)" w:hAnsi="IRANSans(FaNum)" w:eastAsia="IRANSans(FaNum)" w:cs="IRANSans(FaNum)"/>
+                <w:b w:val="0"/>
+                <w:color w:val="17845B"/>
+                <w:sz w:val="17"/>
+                <w:rtl w:val="1"/>
               </w:rPr>
               <w:t>سبز</w:t>
             </w:r>
@@ -1236,7 +1610,7 @@
                 <w:color w:val="17212B"/>
                 <w:sz w:val="17"/>
               </w:rPr>
-              <w:t>Recall بحرانی</w:t>
+              <w:t>API health</w:t>
             </w:r>
           </w:p>
         </w:tc>
@@ -1259,7 +1633,7 @@
                 <w:color w:val="17212B"/>
                 <w:sz w:val="17"/>
               </w:rPr>
-              <w:t>0.9246</w:t>
+              <w:t>Pass</w:t>
             </w:r>
           </w:p>
         </w:tc>
@@ -1282,7 +1656,7 @@
                 <w:color w:val="17212B"/>
                 <w:sz w:val="17"/>
               </w:rPr>
-              <w:t>&gt;= 0.92</w:t>
+              <w:t>Pass</w:t>
             </w:r>
           </w:p>
         </w:tc>
@@ -1297,13 +1671,18 @@
               <w:jc w:val="right"/>
               <w:bidi/>
             </w:pPr>
-            <w:r/>
+            <w:r>
+              <w:rPr>
+                <w:rtl w:val="1"/>
+              </w:rPr>
+            </w:r>
             <w:r>
               <w:rPr>
                 <w:rFonts w:ascii="IRANSans(FaNum)" w:hAnsi="IRANSans(FaNum)" w:eastAsia="IRANSans(FaNum)" w:cs="IRANSans(FaNum)"/>
                 <w:b w:val="0"/>
                 <w:color w:val="17845B"/>
                 <w:sz w:val="17"/>
+                <w:rtl w:val="1"/>
               </w:rPr>
               <w:t>سبز</w:t>
             </w:r>
@@ -1321,15 +1700,20 @@
               <w:jc w:val="right"/>
               <w:bidi/>
             </w:pPr>
-            <w:r/>
+            <w:r>
+              <w:rPr>
+                <w:rtl w:val="1"/>
+              </w:rPr>
+            </w:r>
             <w:r>
               <w:rPr>
                 <w:rFonts w:ascii="IRANSans(FaNum)" w:hAnsi="IRANSans(FaNum)" w:eastAsia="IRANSans(FaNum)" w:cs="IRANSans(FaNum)"/>
                 <w:b w:val="0"/>
                 <w:color w:val="17212B"/>
                 <w:sz w:val="17"/>
-              </w:rPr>
-              <w:t>FPR</w:t>
+                <w:rtl w:val="1"/>
+              </w:rPr>
+              <w:t>ورودی ناقص</w:t>
             </w:r>
           </w:p>
         </w:tc>
@@ -1351,7 +1735,7 @@
                 <w:color w:val="17212B"/>
                 <w:sz w:val="17"/>
               </w:rPr>
-              <w:t>0.3352</w:t>
+              <w:t>Pass</w:t>
             </w:r>
           </w:p>
         </w:tc>
@@ -1365,15 +1749,20 @@
               <w:jc w:val="right"/>
               <w:bidi/>
             </w:pPr>
-            <w:r/>
+            <w:r>
+              <w:rPr>
+                <w:rtl w:val="1"/>
+              </w:rPr>
+            </w:r>
             <w:r>
               <w:rPr>
                 <w:rFonts w:ascii="IRANSans(FaNum)" w:hAnsi="IRANSans(FaNum)" w:eastAsia="IRANSans(FaNum)" w:cs="IRANSans(FaNum)"/>
                 <w:b w:val="0"/>
                 <w:color w:val="17212B"/>
                 <w:sz w:val="17"/>
-              </w:rPr>
-              <w:t>&lt; 0.36</w:t>
+                <w:rtl w:val="1"/>
+              </w:rPr>
+              <w:t>3-4 آیتم</w:t>
             </w:r>
           </w:p>
         </w:tc>
@@ -1387,13 +1776,18 @@
               <w:jc w:val="right"/>
               <w:bidi/>
             </w:pPr>
-            <w:r/>
+            <w:r>
+              <w:rPr>
+                <w:rtl w:val="1"/>
+              </w:rPr>
+            </w:r>
             <w:r>
               <w:rPr>
                 <w:rFonts w:ascii="IRANSans(FaNum)" w:hAnsi="IRANSans(FaNum)" w:eastAsia="IRANSans(FaNum)" w:cs="IRANSans(FaNum)"/>
                 <w:b w:val="0"/>
                 <w:color w:val="17845B"/>
                 <w:sz w:val="17"/>
+                <w:rtl w:val="1"/>
               </w:rPr>
               <w:t>سبز</w:t>
             </w:r>
@@ -1420,7 +1814,7 @@
                 <w:color w:val="17212B"/>
                 <w:sz w:val="17"/>
               </w:rPr>
-              <w:t>API health</w:t>
+              <w:t>PWA shell</w:t>
             </w:r>
           </w:p>
         </w:tc>
@@ -1466,7 +1860,7 @@
                 <w:color w:val="17212B"/>
                 <w:sz w:val="17"/>
               </w:rPr>
-              <w:t>Pass</w:t>
+              <w:t>static/offline shell</w:t>
             </w:r>
           </w:p>
         </w:tc>
@@ -1481,13 +1875,18 @@
               <w:jc w:val="right"/>
               <w:bidi/>
             </w:pPr>
-            <w:r/>
+            <w:r>
+              <w:rPr>
+                <w:rtl w:val="1"/>
+              </w:rPr>
+            </w:r>
             <w:r>
               <w:rPr>
                 <w:rFonts w:ascii="IRANSans(FaNum)" w:hAnsi="IRANSans(FaNum)" w:eastAsia="IRANSans(FaNum)" w:cs="IRANSans(FaNum)"/>
                 <w:b w:val="0"/>
                 <w:color w:val="17845B"/>
                 <w:sz w:val="17"/>
+                <w:rtl w:val="1"/>
               </w:rPr>
               <w:t>سبز</w:t>
             </w:r>
@@ -1513,7 +1912,7 @@
                 <w:color w:val="17212B"/>
                 <w:sz w:val="17"/>
               </w:rPr>
-              <w:t>ورودی ناقص</w:t>
+              <w:t>Safety flags</w:t>
             </w:r>
           </w:p>
         </w:tc>
@@ -1557,7 +1956,7 @@
                 <w:color w:val="17212B"/>
                 <w:sz w:val="17"/>
               </w:rPr>
-              <w:t>3-4 آیتم</w:t>
+              <w:t>red flag output</w:t>
             </w:r>
           </w:p>
         </w:tc>
@@ -1571,197 +1970,18 @@
               <w:jc w:val="right"/>
               <w:bidi/>
             </w:pPr>
-            <w:r/>
+            <w:r>
+              <w:rPr>
+                <w:rtl w:val="1"/>
+              </w:rPr>
+            </w:r>
             <w:r>
               <w:rPr>
                 <w:rFonts w:ascii="IRANSans(FaNum)" w:hAnsi="IRANSans(FaNum)" w:eastAsia="IRANSans(FaNum)" w:cs="IRANSans(FaNum)"/>
                 <w:b w:val="0"/>
                 <w:color w:val="17845B"/>
                 <w:sz w:val="17"/>
-              </w:rPr>
-              <w:t>سبز</w:t>
-            </w:r>
-          </w:p>
-        </w:tc>
-      </w:tr>
-      <w:tr>
-        <w:tc>
-          <w:tcPr>
-            <w:tcW w:type="dxa" w:w="2835"/>
-            <w:vAlign w:val="center"/>
-            <w:shd w:fill="FBFCFD"/>
-          </w:tcPr>
-          <w:p>
-            <w:pPr>
-              <w:jc w:val="right"/>
-              <w:bidi/>
-            </w:pPr>
-            <w:r/>
-            <w:r>
-              <w:rPr>
-                <w:rFonts w:ascii="IRANSans(FaNum)" w:hAnsi="IRANSans(FaNum)" w:eastAsia="IRANSans(FaNum)" w:cs="IRANSans(FaNum)"/>
-                <w:b w:val="0"/>
-                <w:color w:val="17212B"/>
-                <w:sz w:val="17"/>
-              </w:rPr>
-              <w:t>PWA shell</w:t>
-            </w:r>
-          </w:p>
-        </w:tc>
-        <w:tc>
-          <w:tcPr>
-            <w:tcW w:type="dxa" w:w="1984"/>
-            <w:vAlign w:val="center"/>
-            <w:shd w:fill="FBFCFD"/>
-          </w:tcPr>
-          <w:p>
-            <w:pPr>
-              <w:jc w:val="right"/>
-              <w:bidi/>
-            </w:pPr>
-            <w:r/>
-            <w:r>
-              <w:rPr>
-                <w:rFonts w:ascii="IRANSans(FaNum)" w:hAnsi="IRANSans(FaNum)" w:eastAsia="IRANSans(FaNum)" w:cs="IRANSans(FaNum)"/>
-                <w:b w:val="0"/>
-                <w:color w:val="17212B"/>
-                <w:sz w:val="17"/>
-              </w:rPr>
-              <w:t>Pass</w:t>
-            </w:r>
-          </w:p>
-        </w:tc>
-        <w:tc>
-          <w:tcPr>
-            <w:tcW w:type="dxa" w:w="2268"/>
-            <w:vAlign w:val="center"/>
-            <w:shd w:fill="FBFCFD"/>
-          </w:tcPr>
-          <w:p>
-            <w:pPr>
-              <w:jc w:val="right"/>
-              <w:bidi/>
-            </w:pPr>
-            <w:r/>
-            <w:r>
-              <w:rPr>
-                <w:rFonts w:ascii="IRANSans(FaNum)" w:hAnsi="IRANSans(FaNum)" w:eastAsia="IRANSans(FaNum)" w:cs="IRANSans(FaNum)"/>
-                <w:b w:val="0"/>
-                <w:color w:val="17212B"/>
-                <w:sz w:val="17"/>
-              </w:rPr>
-              <w:t>static/offline shell</w:t>
-            </w:r>
-          </w:p>
-        </w:tc>
-        <w:tc>
-          <w:tcPr>
-            <w:tcW w:type="dxa" w:w="1701"/>
-            <w:vAlign w:val="center"/>
-            <w:shd w:fill="FBFCFD"/>
-          </w:tcPr>
-          <w:p>
-            <w:pPr>
-              <w:jc w:val="right"/>
-              <w:bidi/>
-            </w:pPr>
-            <w:r/>
-            <w:r>
-              <w:rPr>
-                <w:rFonts w:ascii="IRANSans(FaNum)" w:hAnsi="IRANSans(FaNum)" w:eastAsia="IRANSans(FaNum)" w:cs="IRANSans(FaNum)"/>
-                <w:b w:val="0"/>
-                <w:color w:val="17845B"/>
-                <w:sz w:val="17"/>
-              </w:rPr>
-              <w:t>سبز</w:t>
-            </w:r>
-          </w:p>
-        </w:tc>
-      </w:tr>
-      <w:tr>
-        <w:tc>
-          <w:tcPr>
-            <w:tcW w:type="dxa" w:w="2835"/>
-            <w:vAlign w:val="center"/>
-          </w:tcPr>
-          <w:p>
-            <w:pPr>
-              <w:jc w:val="right"/>
-              <w:bidi/>
-            </w:pPr>
-            <w:r/>
-            <w:r>
-              <w:rPr>
-                <w:rFonts w:ascii="IRANSans(FaNum)" w:hAnsi="IRANSans(FaNum)" w:eastAsia="IRANSans(FaNum)" w:cs="IRANSans(FaNum)"/>
-                <w:b w:val="0"/>
-                <w:color w:val="17212B"/>
-                <w:sz w:val="17"/>
-              </w:rPr>
-              <w:t>Safety flags</w:t>
-            </w:r>
-          </w:p>
-        </w:tc>
-        <w:tc>
-          <w:tcPr>
-            <w:tcW w:type="dxa" w:w="1984"/>
-            <w:vAlign w:val="center"/>
-          </w:tcPr>
-          <w:p>
-            <w:pPr>
-              <w:jc w:val="right"/>
-              <w:bidi/>
-            </w:pPr>
-            <w:r/>
-            <w:r>
-              <w:rPr>
-                <w:rFonts w:ascii="IRANSans(FaNum)" w:hAnsi="IRANSans(FaNum)" w:eastAsia="IRANSans(FaNum)" w:cs="IRANSans(FaNum)"/>
-                <w:b w:val="0"/>
-                <w:color w:val="17212B"/>
-                <w:sz w:val="17"/>
-              </w:rPr>
-              <w:t>Pass</w:t>
-            </w:r>
-          </w:p>
-        </w:tc>
-        <w:tc>
-          <w:tcPr>
-            <w:tcW w:type="dxa" w:w="2268"/>
-            <w:vAlign w:val="center"/>
-          </w:tcPr>
-          <w:p>
-            <w:pPr>
-              <w:jc w:val="right"/>
-              <w:bidi/>
-            </w:pPr>
-            <w:r/>
-            <w:r>
-              <w:rPr>
-                <w:rFonts w:ascii="IRANSans(FaNum)" w:hAnsi="IRANSans(FaNum)" w:eastAsia="IRANSans(FaNum)" w:cs="IRANSans(FaNum)"/>
-                <w:b w:val="0"/>
-                <w:color w:val="17212B"/>
-                <w:sz w:val="17"/>
-              </w:rPr>
-              <w:t>red flag output</w:t>
-            </w:r>
-          </w:p>
-        </w:tc>
-        <w:tc>
-          <w:tcPr>
-            <w:tcW w:type="dxa" w:w="1701"/>
-            <w:vAlign w:val="center"/>
-          </w:tcPr>
-          <w:p>
-            <w:pPr>
-              <w:jc w:val="right"/>
-              <w:bidi/>
-            </w:pPr>
-            <w:r/>
-            <w:r>
-              <w:rPr>
-                <w:rFonts w:ascii="IRANSans(FaNum)" w:hAnsi="IRANSans(FaNum)" w:eastAsia="IRANSans(FaNum)" w:cs="IRANSans(FaNum)"/>
-                <w:b w:val="0"/>
-                <w:color w:val="17845B"/>
-                <w:sz w:val="17"/>
+                <w:rtl w:val="1"/>
               </w:rPr>
               <w:t>سبز</w:t>
             </w:r>
@@ -1809,15 +2029,21 @@
           </w:tcPr>
           <w:p>
             <w:pPr>
-              <w:jc w:val="center"/>
+              <w:jc w:val="right"/>
+              <w:bidi w:val="1"/>
             </w:pPr>
-            <w:r/>
+            <w:r>
+              <w:rPr>
+                <w:rtl w:val="1"/>
+              </w:rPr>
+            </w:r>
             <w:r>
               <w:rPr>
                 <w:rFonts w:ascii="IRANSans(FaNum)" w:hAnsi="IRANSans(FaNum)" w:eastAsia="IRANSans(FaNum)" w:cs="IRANSans(FaNum)"/>
                 <w:b/>
                 <w:color w:val="FFFFFF"/>
                 <w:sz w:val="19"/>
+                <w:rtl w:val="1"/>
               </w:rPr>
               <w:t>روز</w:t>
             </w:r>
@@ -1831,15 +2057,21 @@
           </w:tcPr>
           <w:p>
             <w:pPr>
-              <w:jc w:val="center"/>
+              <w:jc w:val="right"/>
+              <w:bidi w:val="1"/>
             </w:pPr>
-            <w:r/>
+            <w:r>
+              <w:rPr>
+                <w:rtl w:val="1"/>
+              </w:rPr>
+            </w:r>
             <w:r>
               <w:rPr>
                 <w:rFonts w:ascii="IRANSans(FaNum)" w:hAnsi="IRANSans(FaNum)" w:eastAsia="IRANSans(FaNum)" w:cs="IRANSans(FaNum)"/>
                 <w:b/>
                 <w:color w:val="FFFFFF"/>
                 <w:sz w:val="19"/>
+                <w:rtl w:val="1"/>
               </w:rPr>
               <w:t>ایده‌آل</w:t>
             </w:r>
@@ -1853,15 +2085,21 @@
           </w:tcPr>
           <w:p>
             <w:pPr>
-              <w:jc w:val="center"/>
+              <w:jc w:val="right"/>
+              <w:bidi w:val="1"/>
             </w:pPr>
-            <w:r/>
+            <w:r>
+              <w:rPr>
+                <w:rtl w:val="1"/>
+              </w:rPr>
+            </w:r>
             <w:r>
               <w:rPr>
                 <w:rFonts w:ascii="IRANSans(FaNum)" w:hAnsi="IRANSans(FaNum)" w:eastAsia="IRANSans(FaNum)" w:cs="IRANSans(FaNum)"/>
                 <w:b/>
                 <w:color w:val="FFFFFF"/>
                 <w:sz w:val="19"/>
+                <w:rtl w:val="1"/>
               </w:rPr>
               <w:t>واقعی</w:t>
             </w:r>
@@ -2678,15 +2916,21 @@
           </w:tcPr>
           <w:p>
             <w:pPr>
-              <w:jc w:val="center"/>
+              <w:jc w:val="right"/>
+              <w:bidi w:val="1"/>
             </w:pPr>
-            <w:r/>
+            <w:r>
+              <w:rPr>
+                <w:rtl w:val="1"/>
+              </w:rPr>
+            </w:r>
             <w:r>
               <w:rPr>
                 <w:rFonts w:ascii="IRANSans(FaNum)" w:hAnsi="IRANSans(FaNum)" w:eastAsia="IRANSans(FaNum)" w:cs="IRANSans(FaNum)"/>
                 <w:b/>
                 <w:color w:val="FFFFFF"/>
                 <w:sz w:val="19"/>
+                <w:rtl w:val="1"/>
               </w:rPr>
               <w:t>عضو</w:t>
             </w:r>
@@ -2700,15 +2944,21 @@
           </w:tcPr>
           <w:p>
             <w:pPr>
-              <w:jc w:val="center"/>
+              <w:jc w:val="right"/>
+              <w:bidi w:val="1"/>
             </w:pPr>
-            <w:r/>
+            <w:r>
+              <w:rPr>
+                <w:rtl w:val="1"/>
+              </w:rPr>
+            </w:r>
             <w:r>
               <w:rPr>
                 <w:rFonts w:ascii="IRANSans(FaNum)" w:hAnsi="IRANSans(FaNum)" w:eastAsia="IRANSans(FaNum)" w:cs="IRANSans(FaNum)"/>
                 <w:b/>
                 <w:color w:val="FFFFFF"/>
                 <w:sz w:val="19"/>
+                <w:rtl w:val="1"/>
               </w:rPr>
               <w:t>تحلیل/برنامه‌ریزی</w:t>
             </w:r>
@@ -2722,15 +2972,21 @@
           </w:tcPr>
           <w:p>
             <w:pPr>
-              <w:jc w:val="center"/>
+              <w:jc w:val="right"/>
+              <w:bidi w:val="1"/>
             </w:pPr>
-            <w:r/>
+            <w:r>
+              <w:rPr>
+                <w:rtl w:val="1"/>
+              </w:rPr>
+            </w:r>
             <w:r>
               <w:rPr>
                 <w:rFonts w:ascii="IRANSans(FaNum)" w:hAnsi="IRANSans(FaNum)" w:eastAsia="IRANSans(FaNum)" w:cs="IRANSans(FaNum)"/>
                 <w:b/>
                 <w:color w:val="FFFFFF"/>
                 <w:sz w:val="19"/>
+                <w:rtl w:val="1"/>
               </w:rPr>
               <w:t>پیاده‌سازی</w:t>
             </w:r>
@@ -2744,15 +3000,21 @@
           </w:tcPr>
           <w:p>
             <w:pPr>
-              <w:jc w:val="center"/>
+              <w:jc w:val="right"/>
+              <w:bidi w:val="1"/>
             </w:pPr>
-            <w:r/>
+            <w:r>
+              <w:rPr>
+                <w:rtl w:val="1"/>
+              </w:rPr>
+            </w:r>
             <w:r>
               <w:rPr>
                 <w:rFonts w:ascii="IRANSans(FaNum)" w:hAnsi="IRANSans(FaNum)" w:eastAsia="IRANSans(FaNum)" w:cs="IRANSans(FaNum)"/>
                 <w:b/>
                 <w:color w:val="FFFFFF"/>
                 <w:sz w:val="19"/>
+                <w:rtl w:val="1"/>
               </w:rPr>
               <w:t>مستندات</w:t>
             </w:r>
@@ -2766,15 +3028,21 @@
           </w:tcPr>
           <w:p>
             <w:pPr>
-              <w:jc w:val="center"/>
+              <w:jc w:val="right"/>
+              <w:bidi w:val="1"/>
             </w:pPr>
-            <w:r/>
+            <w:r>
+              <w:rPr>
+                <w:rtl w:val="1"/>
+              </w:rPr>
+            </w:r>
             <w:r>
               <w:rPr>
                 <w:rFonts w:ascii="IRANSans(FaNum)" w:hAnsi="IRANSans(FaNum)" w:eastAsia="IRANSans(FaNum)" w:cs="IRANSans(FaNum)"/>
                 <w:b/>
                 <w:color w:val="FFFFFF"/>
                 <w:sz w:val="19"/>
+                <w:rtl w:val="1"/>
               </w:rPr>
               <w:t>تست/ارائه</w:t>
             </w:r>
@@ -2788,15 +3056,21 @@
           </w:tcPr>
           <w:p>
             <w:pPr>
-              <w:jc w:val="center"/>
+              <w:jc w:val="right"/>
+              <w:bidi w:val="1"/>
             </w:pPr>
-            <w:r/>
+            <w:r>
+              <w:rPr>
+                <w:rtl w:val="1"/>
+              </w:rPr>
+            </w:r>
             <w:r>
               <w:rPr>
                 <w:rFonts w:ascii="IRANSans(FaNum)" w:hAnsi="IRANSans(FaNum)" w:eastAsia="IRANSans(FaNum)" w:cs="IRANSans(FaNum)"/>
                 <w:b/>
                 <w:color w:val="FFFFFF"/>
                 <w:sz w:val="19"/>
+                <w:rtl w:val="1"/>
               </w:rPr>
               <w:t>جمع</w:t>
             </w:r>
@@ -2815,13 +3089,18 @@
               <w:jc w:val="right"/>
               <w:bidi/>
             </w:pPr>
-            <w:r/>
+            <w:r>
+              <w:rPr>
+                <w:rtl w:val="1"/>
+              </w:rPr>
+            </w:r>
             <w:r>
               <w:rPr>
                 <w:rFonts w:ascii="IRANSans(FaNum)" w:hAnsi="IRANSans(FaNum)" w:eastAsia="IRANSans(FaNum)" w:cs="IRANSans(FaNum)"/>
                 <w:b w:val="0"/>
                 <w:color w:val="17212B"/>
                 <w:sz w:val="17"/>
+                <w:rtl w:val="1"/>
               </w:rPr>
               <w:t>محمدامین پورمند</w:t>
             </w:r>
@@ -2954,13 +3233,18 @@
               <w:jc w:val="right"/>
               <w:bidi/>
             </w:pPr>
-            <w:r/>
+            <w:r>
+              <w:rPr>
+                <w:rtl w:val="1"/>
+              </w:rPr>
+            </w:r>
             <w:r>
               <w:rPr>
                 <w:rFonts w:ascii="IRANSans(FaNum)" w:hAnsi="IRANSans(FaNum)" w:eastAsia="IRANSans(FaNum)" w:cs="IRANSans(FaNum)"/>
                 <w:b w:val="0"/>
                 <w:color w:val="17212B"/>
                 <w:sz w:val="17"/>
+                <w:rtl w:val="1"/>
               </w:rPr>
               <w:t>محمدرضا آرمان پور</w:t>
             </w:r>
@@ -3089,13 +3373,18 @@
               <w:jc w:val="right"/>
               <w:bidi/>
             </w:pPr>
-            <w:r/>
+            <w:r>
+              <w:rPr>
+                <w:rtl w:val="1"/>
+              </w:rPr>
+            </w:r>
             <w:r>
               <w:rPr>
                 <w:rFonts w:ascii="IRANSans(FaNum)" w:hAnsi="IRANSans(FaNum)" w:eastAsia="IRANSans(FaNum)" w:cs="IRANSans(FaNum)"/>
                 <w:b w:val="0"/>
                 <w:color w:val="17212B"/>
                 <w:sz w:val="17"/>
+                <w:rtl w:val="1"/>
               </w:rPr>
               <w:t>محدثه حاتمی کیا</w:t>
             </w:r>
@@ -3228,13 +3517,18 @@
               <w:jc w:val="right"/>
               <w:bidi/>
             </w:pPr>
-            <w:r/>
+            <w:r>
+              <w:rPr>
+                <w:rtl w:val="1"/>
+              </w:rPr>
+            </w:r>
             <w:r>
               <w:rPr>
                 <w:rFonts w:ascii="IRANSans(FaNum)" w:hAnsi="IRANSans(FaNum)" w:eastAsia="IRANSans(FaNum)" w:cs="IRANSans(FaNum)"/>
                 <w:b w:val="0"/>
                 <w:color w:val="17212B"/>
                 <w:sz w:val="17"/>
+                <w:rtl w:val="1"/>
               </w:rPr>
               <w:t>جمع کل</w:t>
             </w:r>
@@ -3393,15 +3687,21 @@
           </w:tcPr>
           <w:p>
             <w:pPr>
-              <w:jc w:val="center"/>
+              <w:jc w:val="right"/>
+              <w:bidi w:val="1"/>
             </w:pPr>
-            <w:r/>
+            <w:r>
+              <w:rPr>
+                <w:rtl w:val="1"/>
+              </w:rPr>
+            </w:r>
             <w:r>
               <w:rPr>
                 <w:rFonts w:ascii="IRANSans(FaNum)" w:hAnsi="IRANSans(FaNum)" w:eastAsia="IRANSans(FaNum)" w:cs="IRANSans(FaNum)"/>
                 <w:b/>
                 <w:color w:val="FFFFFF"/>
                 <w:sz w:val="19"/>
+                <w:rtl w:val="1"/>
               </w:rPr>
               <w:t>فعالیت</w:t>
             </w:r>
@@ -3415,15 +3715,21 @@
           </w:tcPr>
           <w:p>
             <w:pPr>
-              <w:jc w:val="center"/>
+              <w:jc w:val="right"/>
+              <w:bidi w:val="1"/>
             </w:pPr>
-            <w:r/>
+            <w:r>
+              <w:rPr>
+                <w:rtl w:val="1"/>
+              </w:rPr>
+            </w:r>
             <w:r>
               <w:rPr>
                 <w:rFonts w:ascii="IRANSans(FaNum)" w:hAnsi="IRANSans(FaNum)" w:eastAsia="IRANSans(FaNum)" w:cs="IRANSans(FaNum)"/>
                 <w:b/>
                 <w:color w:val="FFFFFF"/>
                 <w:sz w:val="19"/>
+                <w:rtl w:val="1"/>
               </w:rPr>
               <w:t>محمدامین</w:t>
             </w:r>
@@ -3437,15 +3743,21 @@
           </w:tcPr>
           <w:p>
             <w:pPr>
-              <w:jc w:val="center"/>
+              <w:jc w:val="right"/>
+              <w:bidi w:val="1"/>
             </w:pPr>
-            <w:r/>
+            <w:r>
+              <w:rPr>
+                <w:rtl w:val="1"/>
+              </w:rPr>
+            </w:r>
             <w:r>
               <w:rPr>
                 <w:rFonts w:ascii="IRANSans(FaNum)" w:hAnsi="IRANSans(FaNum)" w:eastAsia="IRANSans(FaNum)" w:cs="IRANSans(FaNum)"/>
                 <w:b/>
                 <w:color w:val="FFFFFF"/>
                 <w:sz w:val="19"/>
+                <w:rtl w:val="1"/>
               </w:rPr>
               <w:t>محمدرضا</w:t>
             </w:r>
@@ -3459,17 +3771,406 @@
           </w:tcPr>
           <w:p>
             <w:pPr>
-              <w:jc w:val="center"/>
+              <w:jc w:val="right"/>
+              <w:bidi w:val="1"/>
             </w:pPr>
-            <w:r/>
+            <w:r>
+              <w:rPr>
+                <w:rtl w:val="1"/>
+              </w:rPr>
+            </w:r>
             <w:r>
               <w:rPr>
                 <w:rFonts w:ascii="IRANSans(FaNum)" w:hAnsi="IRANSans(FaNum)" w:eastAsia="IRANSans(FaNum)" w:cs="IRANSans(FaNum)"/>
                 <w:b/>
                 <w:color w:val="FFFFFF"/>
                 <w:sz w:val="19"/>
+                <w:rtl w:val="1"/>
               </w:rPr>
               <w:t>محدثه</w:t>
+            </w:r>
+          </w:p>
+        </w:tc>
+      </w:tr>
+      <w:tr>
+        <w:tc>
+          <w:tcPr>
+            <w:tcW w:type="dxa" w:w="3288"/>
+            <w:vAlign w:val="center"/>
+            <w:shd w:fill="FBFCFD"/>
+          </w:tcPr>
+          <w:p>
+            <w:pPr>
+              <w:jc w:val="right"/>
+              <w:bidi/>
+            </w:pPr>
+            <w:r>
+              <w:rPr>
+                <w:rtl w:val="1"/>
+              </w:rPr>
+            </w:r>
+            <w:r>
+              <w:rPr>
+                <w:rFonts w:ascii="IRANSans(FaNum)" w:hAnsi="IRANSans(FaNum)" w:eastAsia="IRANSans(FaNum)" w:cs="IRANSans(FaNum)"/>
+                <w:b w:val="0"/>
+                <w:color w:val="17212B"/>
+                <w:sz w:val="17"/>
+                <w:rtl w:val="1"/>
+              </w:rPr>
+              <w:t>تعریف scope</w:t>
+            </w:r>
+          </w:p>
+        </w:tc>
+        <w:tc>
+          <w:tcPr>
+            <w:tcW w:type="dxa" w:w="1814"/>
+            <w:vAlign w:val="center"/>
+            <w:shd w:fill="FBFCFD"/>
+          </w:tcPr>
+          <w:p>
+            <w:pPr>
+              <w:jc w:val="right"/>
+              <w:bidi/>
+            </w:pPr>
+            <w:r/>
+            <w:r>
+              <w:rPr>
+                <w:rFonts w:ascii="IRANSans(FaNum)" w:hAnsi="IRANSans(FaNum)" w:eastAsia="IRANSans(FaNum)" w:cs="IRANSans(FaNum)"/>
+                <w:b w:val="0"/>
+                <w:color w:val="17212B"/>
+                <w:sz w:val="17"/>
+              </w:rPr>
+              <w:t>A/R</w:t>
+            </w:r>
+          </w:p>
+        </w:tc>
+        <w:tc>
+          <w:tcPr>
+            <w:tcW w:type="dxa" w:w="1814"/>
+            <w:vAlign w:val="center"/>
+            <w:shd w:fill="FBFCFD"/>
+          </w:tcPr>
+          <w:p>
+            <w:pPr>
+              <w:jc w:val="right"/>
+              <w:bidi/>
+            </w:pPr>
+            <w:r/>
+            <w:r>
+              <w:rPr>
+                <w:rFonts w:ascii="IRANSans(FaNum)" w:hAnsi="IRANSans(FaNum)" w:eastAsia="IRANSans(FaNum)" w:cs="IRANSans(FaNum)"/>
+                <w:b w:val="0"/>
+                <w:color w:val="17212B"/>
+                <w:sz w:val="17"/>
+              </w:rPr>
+              <w:t>C</w:t>
+            </w:r>
+          </w:p>
+        </w:tc>
+        <w:tc>
+          <w:tcPr>
+            <w:tcW w:type="dxa" w:w="1814"/>
+            <w:vAlign w:val="center"/>
+            <w:shd w:fill="FBFCFD"/>
+          </w:tcPr>
+          <w:p>
+            <w:pPr>
+              <w:jc w:val="right"/>
+              <w:bidi/>
+            </w:pPr>
+            <w:r/>
+            <w:r>
+              <w:rPr>
+                <w:rFonts w:ascii="IRANSans(FaNum)" w:hAnsi="IRANSans(FaNum)" w:eastAsia="IRANSans(FaNum)" w:cs="IRANSans(FaNum)"/>
+                <w:b w:val="0"/>
+                <w:color w:val="17212B"/>
+                <w:sz w:val="17"/>
+              </w:rPr>
+              <w:t>C</w:t>
+            </w:r>
+          </w:p>
+        </w:tc>
+      </w:tr>
+      <w:tr>
+        <w:tc>
+          <w:tcPr>
+            <w:tcW w:type="dxa" w:w="3288"/>
+            <w:vAlign w:val="center"/>
+          </w:tcPr>
+          <w:p>
+            <w:pPr>
+              <w:jc w:val="right"/>
+              <w:bidi/>
+            </w:pPr>
+            <w:r>
+              <w:rPr>
+                <w:rtl w:val="1"/>
+              </w:rPr>
+            </w:r>
+            <w:r>
+              <w:rPr>
+                <w:rFonts w:ascii="IRANSans(FaNum)" w:hAnsi="IRANSans(FaNum)" w:eastAsia="IRANSans(FaNum)" w:cs="IRANSans(FaNum)"/>
+                <w:b w:val="0"/>
+                <w:color w:val="17212B"/>
+                <w:sz w:val="17"/>
+                <w:rtl w:val="1"/>
+              </w:rPr>
+              <w:t>ارزش اجتماعی</w:t>
+            </w:r>
+          </w:p>
+        </w:tc>
+        <w:tc>
+          <w:tcPr>
+            <w:tcW w:type="dxa" w:w="1814"/>
+            <w:vAlign w:val="center"/>
+          </w:tcPr>
+          <w:p>
+            <w:pPr>
+              <w:jc w:val="right"/>
+              <w:bidi/>
+            </w:pPr>
+            <w:r/>
+            <w:r>
+              <w:rPr>
+                <w:rFonts w:ascii="IRANSans(FaNum)" w:hAnsi="IRANSans(FaNum)" w:eastAsia="IRANSans(FaNum)" w:cs="IRANSans(FaNum)"/>
+                <w:b w:val="0"/>
+                <w:color w:val="17212B"/>
+                <w:sz w:val="17"/>
+              </w:rPr>
+              <w:t>C</w:t>
+            </w:r>
+          </w:p>
+        </w:tc>
+        <w:tc>
+          <w:tcPr>
+            <w:tcW w:type="dxa" w:w="1814"/>
+            <w:vAlign w:val="center"/>
+          </w:tcPr>
+          <w:p>
+            <w:pPr>
+              <w:jc w:val="right"/>
+              <w:bidi/>
+            </w:pPr>
+            <w:r/>
+            <w:r>
+              <w:rPr>
+                <w:rFonts w:ascii="IRANSans(FaNum)" w:hAnsi="IRANSans(FaNum)" w:eastAsia="IRANSans(FaNum)" w:cs="IRANSans(FaNum)"/>
+                <w:b w:val="0"/>
+                <w:color w:val="17212B"/>
+                <w:sz w:val="17"/>
+              </w:rPr>
+              <w:t>A/R</w:t>
+            </w:r>
+          </w:p>
+        </w:tc>
+        <w:tc>
+          <w:tcPr>
+            <w:tcW w:type="dxa" w:w="1814"/>
+            <w:vAlign w:val="center"/>
+          </w:tcPr>
+          <w:p>
+            <w:pPr>
+              <w:jc w:val="right"/>
+              <w:bidi/>
+            </w:pPr>
+            <w:r/>
+            <w:r>
+              <w:rPr>
+                <w:rFonts w:ascii="IRANSans(FaNum)" w:hAnsi="IRANSans(FaNum)" w:eastAsia="IRANSans(FaNum)" w:cs="IRANSans(FaNum)"/>
+                <w:b w:val="0"/>
+                <w:color w:val="17212B"/>
+                <w:sz w:val="17"/>
+              </w:rPr>
+              <w:t>C</w:t>
+            </w:r>
+          </w:p>
+        </w:tc>
+      </w:tr>
+      <w:tr>
+        <w:tc>
+          <w:tcPr>
+            <w:tcW w:type="dxa" w:w="3288"/>
+            <w:vAlign w:val="center"/>
+            <w:shd w:fill="FBFCFD"/>
+          </w:tcPr>
+          <w:p>
+            <w:pPr>
+              <w:jc w:val="right"/>
+              <w:bidi/>
+            </w:pPr>
+            <w:r>
+              <w:rPr>
+                <w:rtl w:val="1"/>
+              </w:rPr>
+            </w:r>
+            <w:r>
+              <w:rPr>
+                <w:rFonts w:ascii="IRANSans(FaNum)" w:hAnsi="IRANSans(FaNum)" w:eastAsia="IRANSans(FaNum)" w:cs="IRANSans(FaNum)"/>
+                <w:b w:val="0"/>
+                <w:color w:val="17212B"/>
+                <w:sz w:val="17"/>
+                <w:rtl w:val="1"/>
+              </w:rPr>
+              <w:t>مدل ML</w:t>
+            </w:r>
+          </w:p>
+        </w:tc>
+        <w:tc>
+          <w:tcPr>
+            <w:tcW w:type="dxa" w:w="1814"/>
+            <w:vAlign w:val="center"/>
+            <w:shd w:fill="FBFCFD"/>
+          </w:tcPr>
+          <w:p>
+            <w:pPr>
+              <w:jc w:val="right"/>
+              <w:bidi/>
+            </w:pPr>
+            <w:r/>
+            <w:r>
+              <w:rPr>
+                <w:rFonts w:ascii="IRANSans(FaNum)" w:hAnsi="IRANSans(FaNum)" w:eastAsia="IRANSans(FaNum)" w:cs="IRANSans(FaNum)"/>
+                <w:b w:val="0"/>
+                <w:color w:val="17212B"/>
+                <w:sz w:val="17"/>
+              </w:rPr>
+              <w:t>A/R</w:t>
+            </w:r>
+          </w:p>
+        </w:tc>
+        <w:tc>
+          <w:tcPr>
+            <w:tcW w:type="dxa" w:w="1814"/>
+            <w:vAlign w:val="center"/>
+            <w:shd w:fill="FBFCFD"/>
+          </w:tcPr>
+          <w:p>
+            <w:pPr>
+              <w:jc w:val="right"/>
+              <w:bidi/>
+            </w:pPr>
+            <w:r/>
+            <w:r>
+              <w:rPr>
+                <w:rFonts w:ascii="IRANSans(FaNum)" w:hAnsi="IRANSans(FaNum)" w:eastAsia="IRANSans(FaNum)" w:cs="IRANSans(FaNum)"/>
+                <w:b w:val="0"/>
+                <w:color w:val="17212B"/>
+                <w:sz w:val="17"/>
+              </w:rPr>
+              <w:t>C</w:t>
+            </w:r>
+          </w:p>
+        </w:tc>
+        <w:tc>
+          <w:tcPr>
+            <w:tcW w:type="dxa" w:w="1814"/>
+            <w:vAlign w:val="center"/>
+            <w:shd w:fill="FBFCFD"/>
+          </w:tcPr>
+          <w:p>
+            <w:pPr>
+              <w:jc w:val="right"/>
+              <w:bidi/>
+            </w:pPr>
+            <w:r/>
+            <w:r>
+              <w:rPr>
+                <w:rFonts w:ascii="IRANSans(FaNum)" w:hAnsi="IRANSans(FaNum)" w:eastAsia="IRANSans(FaNum)" w:cs="IRANSans(FaNum)"/>
+                <w:b w:val="0"/>
+                <w:color w:val="17212B"/>
+                <w:sz w:val="17"/>
+              </w:rPr>
+              <w:t>I</w:t>
+            </w:r>
+          </w:p>
+        </w:tc>
+      </w:tr>
+      <w:tr>
+        <w:tc>
+          <w:tcPr>
+            <w:tcW w:type="dxa" w:w="3288"/>
+            <w:vAlign w:val="center"/>
+          </w:tcPr>
+          <w:p>
+            <w:pPr>
+              <w:jc w:val="right"/>
+              <w:bidi/>
+            </w:pPr>
+            <w:r/>
+            <w:r>
+              <w:rPr>
+                <w:rFonts w:ascii="IRANSans(FaNum)" w:hAnsi="IRANSans(FaNum)" w:eastAsia="IRANSans(FaNum)" w:cs="IRANSans(FaNum)"/>
+                <w:b w:val="0"/>
+                <w:color w:val="17212B"/>
+                <w:sz w:val="17"/>
+              </w:rPr>
+              <w:t>API</w:t>
+            </w:r>
+          </w:p>
+        </w:tc>
+        <w:tc>
+          <w:tcPr>
+            <w:tcW w:type="dxa" w:w="1814"/>
+            <w:vAlign w:val="center"/>
+          </w:tcPr>
+          <w:p>
+            <w:pPr>
+              <w:jc w:val="right"/>
+              <w:bidi/>
+            </w:pPr>
+            <w:r/>
+            <w:r>
+              <w:rPr>
+                <w:rFonts w:ascii="IRANSans(FaNum)" w:hAnsi="IRANSans(FaNum)" w:eastAsia="IRANSans(FaNum)" w:cs="IRANSans(FaNum)"/>
+                <w:b w:val="0"/>
+                <w:color w:val="17212B"/>
+                <w:sz w:val="17"/>
+              </w:rPr>
+              <w:t>A/R</w:t>
+            </w:r>
+          </w:p>
+        </w:tc>
+        <w:tc>
+          <w:tcPr>
+            <w:tcW w:type="dxa" w:w="1814"/>
+            <w:vAlign w:val="center"/>
+          </w:tcPr>
+          <w:p>
+            <w:pPr>
+              <w:jc w:val="right"/>
+              <w:bidi/>
+            </w:pPr>
+            <w:r/>
+            <w:r>
+              <w:rPr>
+                <w:rFonts w:ascii="IRANSans(FaNum)" w:hAnsi="IRANSans(FaNum)" w:eastAsia="IRANSans(FaNum)" w:cs="IRANSans(FaNum)"/>
+                <w:b w:val="0"/>
+                <w:color w:val="17212B"/>
+                <w:sz w:val="17"/>
+              </w:rPr>
+              <w:t>I</w:t>
+            </w:r>
+          </w:p>
+        </w:tc>
+        <w:tc>
+          <w:tcPr>
+            <w:tcW w:type="dxa" w:w="1814"/>
+            <w:vAlign w:val="center"/>
+          </w:tcPr>
+          <w:p>
+            <w:pPr>
+              <w:jc w:val="right"/>
+              <w:bidi/>
+            </w:pPr>
+            <w:r/>
+            <w:r>
+              <w:rPr>
+                <w:rFonts w:ascii="IRANSans(FaNum)" w:hAnsi="IRANSans(FaNum)" w:eastAsia="IRANSans(FaNum)" w:cs="IRANSans(FaNum)"/>
+                <w:b w:val="0"/>
+                <w:color w:val="17212B"/>
+                <w:sz w:val="17"/>
+              </w:rPr>
+              <w:t>C</w:t>
             </w:r>
           </w:p>
         </w:tc>
@@ -3494,7 +4195,7 @@
                 <w:color w:val="17212B"/>
                 <w:sz w:val="17"/>
               </w:rPr>
-              <w:t>تعریف scope</w:t>
+              <w:t>UI</w:t>
             </w:r>
           </w:p>
         </w:tc>
@@ -3517,7 +4218,7 @@
                 <w:color w:val="17212B"/>
                 <w:sz w:val="17"/>
               </w:rPr>
-              <w:t>A/R</w:t>
+              <w:t>C</w:t>
             </w:r>
           </w:p>
         </w:tc>
@@ -3540,7 +4241,7 @@
                 <w:color w:val="17212B"/>
                 <w:sz w:val="17"/>
               </w:rPr>
-              <w:t>C</w:t>
+              <w:t>I</w:t>
             </w:r>
           </w:p>
         </w:tc>
@@ -3563,7 +4264,7 @@
                 <w:color w:val="17212B"/>
                 <w:sz w:val="17"/>
               </w:rPr>
-              <w:t>C</w:t>
+              <w:t>A/R</w:t>
             </w:r>
           </w:p>
         </w:tc>
@@ -3579,15 +4280,20 @@
               <w:jc w:val="right"/>
               <w:bidi/>
             </w:pPr>
-            <w:r/>
+            <w:r>
+              <w:rPr>
+                <w:rtl w:val="1"/>
+              </w:rPr>
+            </w:r>
             <w:r>
               <w:rPr>
                 <w:rFonts w:ascii="IRANSans(FaNum)" w:hAnsi="IRANSans(FaNum)" w:eastAsia="IRANSans(FaNum)" w:cs="IRANSans(FaNum)"/>
                 <w:b w:val="0"/>
                 <w:color w:val="17212B"/>
                 <w:sz w:val="17"/>
-              </w:rPr>
-              <w:t>ارزش اجتماعی</w:t>
+                <w:rtl w:val="1"/>
+              </w:rPr>
+              <w:t>KPI و ریسک</w:t>
             </w:r>
           </w:p>
         </w:tc>
@@ -3670,15 +4376,20 @@
               <w:jc w:val="right"/>
               <w:bidi/>
             </w:pPr>
-            <w:r/>
+            <w:r>
+              <w:rPr>
+                <w:rtl w:val="1"/>
+              </w:rPr>
+            </w:r>
             <w:r>
               <w:rPr>
                 <w:rFonts w:ascii="IRANSans(FaNum)" w:hAnsi="IRANSans(FaNum)" w:eastAsia="IRANSans(FaNum)" w:cs="IRANSans(FaNum)"/>
                 <w:b w:val="0"/>
                 <w:color w:val="17212B"/>
                 <w:sz w:val="17"/>
-              </w:rPr>
-              <w:t>مدل ML</w:t>
+                <w:rtl w:val="1"/>
+              </w:rPr>
+              <w:t>QA و مستندات</w:t>
             </w:r>
           </w:p>
         </w:tc>
@@ -3701,7 +4412,7 @@
                 <w:color w:val="17212B"/>
                 <w:sz w:val="17"/>
               </w:rPr>
-              <w:t>A/R</w:t>
+              <w:t>C</w:t>
             </w:r>
           </w:p>
         </w:tc>
@@ -3747,7 +4458,7 @@
                 <w:color w:val="17212B"/>
                 <w:sz w:val="17"/>
               </w:rPr>
-              <w:t>I</w:t>
+              <w:t>A/R</w:t>
             </w:r>
           </w:p>
         </w:tc>
@@ -3763,381 +4474,18 @@
               <w:jc w:val="right"/>
               <w:bidi/>
             </w:pPr>
-            <w:r/>
+            <w:r>
+              <w:rPr>
+                <w:rtl w:val="1"/>
+              </w:rPr>
+            </w:r>
             <w:r>
               <w:rPr>
                 <w:rFonts w:ascii="IRANSans(FaNum)" w:hAnsi="IRANSans(FaNum)" w:eastAsia="IRANSans(FaNum)" w:cs="IRANSans(FaNum)"/>
                 <w:b w:val="0"/>
                 <w:color w:val="17212B"/>
                 <w:sz w:val="17"/>
-              </w:rPr>
-              <w:t>API</w:t>
-            </w:r>
-          </w:p>
-        </w:tc>
-        <w:tc>
-          <w:tcPr>
-            <w:tcW w:type="dxa" w:w="1814"/>
-            <w:vAlign w:val="center"/>
-          </w:tcPr>
-          <w:p>
-            <w:pPr>
-              <w:jc w:val="right"/>
-              <w:bidi/>
-            </w:pPr>
-            <w:r/>
-            <w:r>
-              <w:rPr>
-                <w:rFonts w:ascii="IRANSans(FaNum)" w:hAnsi="IRANSans(FaNum)" w:eastAsia="IRANSans(FaNum)" w:cs="IRANSans(FaNum)"/>
-                <w:b w:val="0"/>
-                <w:color w:val="17212B"/>
-                <w:sz w:val="17"/>
-              </w:rPr>
-              <w:t>A/R</w:t>
-            </w:r>
-          </w:p>
-        </w:tc>
-        <w:tc>
-          <w:tcPr>
-            <w:tcW w:type="dxa" w:w="1814"/>
-            <w:vAlign w:val="center"/>
-          </w:tcPr>
-          <w:p>
-            <w:pPr>
-              <w:jc w:val="right"/>
-              <w:bidi/>
-            </w:pPr>
-            <w:r/>
-            <w:r>
-              <w:rPr>
-                <w:rFonts w:ascii="IRANSans(FaNum)" w:hAnsi="IRANSans(FaNum)" w:eastAsia="IRANSans(FaNum)" w:cs="IRANSans(FaNum)"/>
-                <w:b w:val="0"/>
-                <w:color w:val="17212B"/>
-                <w:sz w:val="17"/>
-              </w:rPr>
-              <w:t>I</w:t>
-            </w:r>
-          </w:p>
-        </w:tc>
-        <w:tc>
-          <w:tcPr>
-            <w:tcW w:type="dxa" w:w="1814"/>
-            <w:vAlign w:val="center"/>
-          </w:tcPr>
-          <w:p>
-            <w:pPr>
-              <w:jc w:val="right"/>
-              <w:bidi/>
-            </w:pPr>
-            <w:r/>
-            <w:r>
-              <w:rPr>
-                <w:rFonts w:ascii="IRANSans(FaNum)" w:hAnsi="IRANSans(FaNum)" w:eastAsia="IRANSans(FaNum)" w:cs="IRANSans(FaNum)"/>
-                <w:b w:val="0"/>
-                <w:color w:val="17212B"/>
-                <w:sz w:val="17"/>
-              </w:rPr>
-              <w:t>C</w:t>
-            </w:r>
-          </w:p>
-        </w:tc>
-      </w:tr>
-      <w:tr>
-        <w:tc>
-          <w:tcPr>
-            <w:tcW w:type="dxa" w:w="3288"/>
-            <w:vAlign w:val="center"/>
-            <w:shd w:fill="FBFCFD"/>
-          </w:tcPr>
-          <w:p>
-            <w:pPr>
-              <w:jc w:val="right"/>
-              <w:bidi/>
-            </w:pPr>
-            <w:r/>
-            <w:r>
-              <w:rPr>
-                <w:rFonts w:ascii="IRANSans(FaNum)" w:hAnsi="IRANSans(FaNum)" w:eastAsia="IRANSans(FaNum)" w:cs="IRANSans(FaNum)"/>
-                <w:b w:val="0"/>
-                <w:color w:val="17212B"/>
-                <w:sz w:val="17"/>
-              </w:rPr>
-              <w:t>UI</w:t>
-            </w:r>
-          </w:p>
-        </w:tc>
-        <w:tc>
-          <w:tcPr>
-            <w:tcW w:type="dxa" w:w="1814"/>
-            <w:vAlign w:val="center"/>
-            <w:shd w:fill="FBFCFD"/>
-          </w:tcPr>
-          <w:p>
-            <w:pPr>
-              <w:jc w:val="right"/>
-              <w:bidi/>
-            </w:pPr>
-            <w:r/>
-            <w:r>
-              <w:rPr>
-                <w:rFonts w:ascii="IRANSans(FaNum)" w:hAnsi="IRANSans(FaNum)" w:eastAsia="IRANSans(FaNum)" w:cs="IRANSans(FaNum)"/>
-                <w:b w:val="0"/>
-                <w:color w:val="17212B"/>
-                <w:sz w:val="17"/>
-              </w:rPr>
-              <w:t>C</w:t>
-            </w:r>
-          </w:p>
-        </w:tc>
-        <w:tc>
-          <w:tcPr>
-            <w:tcW w:type="dxa" w:w="1814"/>
-            <w:vAlign w:val="center"/>
-            <w:shd w:fill="FBFCFD"/>
-          </w:tcPr>
-          <w:p>
-            <w:pPr>
-              <w:jc w:val="right"/>
-              <w:bidi/>
-            </w:pPr>
-            <w:r/>
-            <w:r>
-              <w:rPr>
-                <w:rFonts w:ascii="IRANSans(FaNum)" w:hAnsi="IRANSans(FaNum)" w:eastAsia="IRANSans(FaNum)" w:cs="IRANSans(FaNum)"/>
-                <w:b w:val="0"/>
-                <w:color w:val="17212B"/>
-                <w:sz w:val="17"/>
-              </w:rPr>
-              <w:t>I</w:t>
-            </w:r>
-          </w:p>
-        </w:tc>
-        <w:tc>
-          <w:tcPr>
-            <w:tcW w:type="dxa" w:w="1814"/>
-            <w:vAlign w:val="center"/>
-            <w:shd w:fill="FBFCFD"/>
-          </w:tcPr>
-          <w:p>
-            <w:pPr>
-              <w:jc w:val="right"/>
-              <w:bidi/>
-            </w:pPr>
-            <w:r/>
-            <w:r>
-              <w:rPr>
-                <w:rFonts w:ascii="IRANSans(FaNum)" w:hAnsi="IRANSans(FaNum)" w:eastAsia="IRANSans(FaNum)" w:cs="IRANSans(FaNum)"/>
-                <w:b w:val="0"/>
-                <w:color w:val="17212B"/>
-                <w:sz w:val="17"/>
-              </w:rPr>
-              <w:t>A/R</w:t>
-            </w:r>
-          </w:p>
-        </w:tc>
-      </w:tr>
-      <w:tr>
-        <w:tc>
-          <w:tcPr>
-            <w:tcW w:type="dxa" w:w="3288"/>
-            <w:vAlign w:val="center"/>
-          </w:tcPr>
-          <w:p>
-            <w:pPr>
-              <w:jc w:val="right"/>
-              <w:bidi/>
-            </w:pPr>
-            <w:r/>
-            <w:r>
-              <w:rPr>
-                <w:rFonts w:ascii="IRANSans(FaNum)" w:hAnsi="IRANSans(FaNum)" w:eastAsia="IRANSans(FaNum)" w:cs="IRANSans(FaNum)"/>
-                <w:b w:val="0"/>
-                <w:color w:val="17212B"/>
-                <w:sz w:val="17"/>
-              </w:rPr>
-              <w:t>KPI و ریسک</w:t>
-            </w:r>
-          </w:p>
-        </w:tc>
-        <w:tc>
-          <w:tcPr>
-            <w:tcW w:type="dxa" w:w="1814"/>
-            <w:vAlign w:val="center"/>
-          </w:tcPr>
-          <w:p>
-            <w:pPr>
-              <w:jc w:val="right"/>
-              <w:bidi/>
-            </w:pPr>
-            <w:r/>
-            <w:r>
-              <w:rPr>
-                <w:rFonts w:ascii="IRANSans(FaNum)" w:hAnsi="IRANSans(FaNum)" w:eastAsia="IRANSans(FaNum)" w:cs="IRANSans(FaNum)"/>
-                <w:b w:val="0"/>
-                <w:color w:val="17212B"/>
-                <w:sz w:val="17"/>
-              </w:rPr>
-              <w:t>C</w:t>
-            </w:r>
-          </w:p>
-        </w:tc>
-        <w:tc>
-          <w:tcPr>
-            <w:tcW w:type="dxa" w:w="1814"/>
-            <w:vAlign w:val="center"/>
-          </w:tcPr>
-          <w:p>
-            <w:pPr>
-              <w:jc w:val="right"/>
-              <w:bidi/>
-            </w:pPr>
-            <w:r/>
-            <w:r>
-              <w:rPr>
-                <w:rFonts w:ascii="IRANSans(FaNum)" w:hAnsi="IRANSans(FaNum)" w:eastAsia="IRANSans(FaNum)" w:cs="IRANSans(FaNum)"/>
-                <w:b w:val="0"/>
-                <w:color w:val="17212B"/>
-                <w:sz w:val="17"/>
-              </w:rPr>
-              <w:t>A/R</w:t>
-            </w:r>
-          </w:p>
-        </w:tc>
-        <w:tc>
-          <w:tcPr>
-            <w:tcW w:type="dxa" w:w="1814"/>
-            <w:vAlign w:val="center"/>
-          </w:tcPr>
-          <w:p>
-            <w:pPr>
-              <w:jc w:val="right"/>
-              <w:bidi/>
-            </w:pPr>
-            <w:r/>
-            <w:r>
-              <w:rPr>
-                <w:rFonts w:ascii="IRANSans(FaNum)" w:hAnsi="IRANSans(FaNum)" w:eastAsia="IRANSans(FaNum)" w:cs="IRANSans(FaNum)"/>
-                <w:b w:val="0"/>
-                <w:color w:val="17212B"/>
-                <w:sz w:val="17"/>
-              </w:rPr>
-              <w:t>C</w:t>
-            </w:r>
-          </w:p>
-        </w:tc>
-      </w:tr>
-      <w:tr>
-        <w:tc>
-          <w:tcPr>
-            <w:tcW w:type="dxa" w:w="3288"/>
-            <w:vAlign w:val="center"/>
-            <w:shd w:fill="FBFCFD"/>
-          </w:tcPr>
-          <w:p>
-            <w:pPr>
-              <w:jc w:val="right"/>
-              <w:bidi/>
-            </w:pPr>
-            <w:r/>
-            <w:r>
-              <w:rPr>
-                <w:rFonts w:ascii="IRANSans(FaNum)" w:hAnsi="IRANSans(FaNum)" w:eastAsia="IRANSans(FaNum)" w:cs="IRANSans(FaNum)"/>
-                <w:b w:val="0"/>
-                <w:color w:val="17212B"/>
-                <w:sz w:val="17"/>
-              </w:rPr>
-              <w:t>QA و مستندات</w:t>
-            </w:r>
-          </w:p>
-        </w:tc>
-        <w:tc>
-          <w:tcPr>
-            <w:tcW w:type="dxa" w:w="1814"/>
-            <w:vAlign w:val="center"/>
-            <w:shd w:fill="FBFCFD"/>
-          </w:tcPr>
-          <w:p>
-            <w:pPr>
-              <w:jc w:val="right"/>
-              <w:bidi/>
-            </w:pPr>
-            <w:r/>
-            <w:r>
-              <w:rPr>
-                <w:rFonts w:ascii="IRANSans(FaNum)" w:hAnsi="IRANSans(FaNum)" w:eastAsia="IRANSans(FaNum)" w:cs="IRANSans(FaNum)"/>
-                <w:b w:val="0"/>
-                <w:color w:val="17212B"/>
-                <w:sz w:val="17"/>
-              </w:rPr>
-              <w:t>C</w:t>
-            </w:r>
-          </w:p>
-        </w:tc>
-        <w:tc>
-          <w:tcPr>
-            <w:tcW w:type="dxa" w:w="1814"/>
-            <w:vAlign w:val="center"/>
-            <w:shd w:fill="FBFCFD"/>
-          </w:tcPr>
-          <w:p>
-            <w:pPr>
-              <w:jc w:val="right"/>
-              <w:bidi/>
-            </w:pPr>
-            <w:r/>
-            <w:r>
-              <w:rPr>
-                <w:rFonts w:ascii="IRANSans(FaNum)" w:hAnsi="IRANSans(FaNum)" w:eastAsia="IRANSans(FaNum)" w:cs="IRANSans(FaNum)"/>
-                <w:b w:val="0"/>
-                <w:color w:val="17212B"/>
-                <w:sz w:val="17"/>
-              </w:rPr>
-              <w:t>C</w:t>
-            </w:r>
-          </w:p>
-        </w:tc>
-        <w:tc>
-          <w:tcPr>
-            <w:tcW w:type="dxa" w:w="1814"/>
-            <w:vAlign w:val="center"/>
-            <w:shd w:fill="FBFCFD"/>
-          </w:tcPr>
-          <w:p>
-            <w:pPr>
-              <w:jc w:val="right"/>
-              <w:bidi/>
-            </w:pPr>
-            <w:r/>
-            <w:r>
-              <w:rPr>
-                <w:rFonts w:ascii="IRANSans(FaNum)" w:hAnsi="IRANSans(FaNum)" w:eastAsia="IRANSans(FaNum)" w:cs="IRANSans(FaNum)"/>
-                <w:b w:val="0"/>
-                <w:color w:val="17212B"/>
-                <w:sz w:val="17"/>
-              </w:rPr>
-              <w:t>A/R</w:t>
-            </w:r>
-          </w:p>
-        </w:tc>
-      </w:tr>
-      <w:tr>
-        <w:tc>
-          <w:tcPr>
-            <w:tcW w:type="dxa" w:w="3288"/>
-            <w:vAlign w:val="center"/>
-          </w:tcPr>
-          <w:p>
-            <w:pPr>
-              <w:jc w:val="right"/>
-              <w:bidi/>
-            </w:pPr>
-            <w:r/>
-            <w:r>
-              <w:rPr>
-                <w:rFonts w:ascii="IRANSans(FaNum)" w:hAnsi="IRANSans(FaNum)" w:eastAsia="IRANSans(FaNum)" w:cs="IRANSans(FaNum)"/>
-                <w:b w:val="0"/>
-                <w:color w:val="17212B"/>
-                <w:sz w:val="17"/>
+                <w:rtl w:val="1"/>
               </w:rPr>
               <w:t>ویدئو و تحویل</w:t>
             </w:r>
@@ -4250,15 +4598,21 @@
           </w:tcPr>
           <w:p>
             <w:pPr>
-              <w:jc w:val="center"/>
+              <w:jc w:val="right"/>
+              <w:bidi w:val="1"/>
             </w:pPr>
-            <w:r/>
+            <w:r>
+              <w:rPr>
+                <w:rtl w:val="1"/>
+              </w:rPr>
+            </w:r>
             <w:r>
               <w:rPr>
                 <w:rFonts w:ascii="IRANSans(FaNum)" w:hAnsi="IRANSans(FaNum)" w:eastAsia="IRANSans(FaNum)" w:cs="IRANSans(FaNum)"/>
                 <w:b/>
                 <w:color w:val="FFFFFF"/>
                 <w:sz w:val="19"/>
+                <w:rtl w:val="1"/>
               </w:rPr>
               <w:t>ستون</w:t>
             </w:r>
@@ -4272,15 +4626,21 @@
           </w:tcPr>
           <w:p>
             <w:pPr>
-              <w:jc w:val="center"/>
+              <w:jc w:val="right"/>
+              <w:bidi w:val="1"/>
             </w:pPr>
-            <w:r/>
+            <w:r>
+              <w:rPr>
+                <w:rtl w:val="1"/>
+              </w:rPr>
+            </w:r>
             <w:r>
               <w:rPr>
                 <w:rFonts w:ascii="IRANSans(FaNum)" w:hAnsi="IRANSans(FaNum)" w:eastAsia="IRANSans(FaNum)" w:cs="IRANSans(FaNum)"/>
                 <w:b/>
                 <w:color w:val="FFFFFF"/>
                 <w:sz w:val="19"/>
+                <w:rtl w:val="1"/>
               </w:rPr>
               <w:t>هدف</w:t>
             </w:r>
@@ -4322,13 +4682,18 @@
               <w:jc w:val="right"/>
               <w:bidi/>
             </w:pPr>
-            <w:r/>
+            <w:r>
+              <w:rPr>
+                <w:rtl w:val="1"/>
+              </w:rPr>
+            </w:r>
             <w:r>
               <w:rPr>
                 <w:rFonts w:ascii="IRANSans(FaNum)" w:hAnsi="IRANSans(FaNum)" w:eastAsia="IRANSans(FaNum)" w:cs="IRANSans(FaNum)"/>
                 <w:b w:val="0"/>
                 <w:color w:val="17212B"/>
                 <w:sz w:val="17"/>
+                <w:rtl w:val="1"/>
               </w:rPr>
               <w:t>همه taskهای محصول، docs و تحویل</w:t>
             </w:r>
@@ -4368,13 +4733,18 @@
               <w:jc w:val="right"/>
               <w:bidi/>
             </w:pPr>
-            <w:r/>
+            <w:r>
+              <w:rPr>
+                <w:rtl w:val="1"/>
+              </w:rPr>
+            </w:r>
             <w:r>
               <w:rPr>
                 <w:rFonts w:ascii="IRANSans(FaNum)" w:hAnsi="IRANSans(FaNum)" w:eastAsia="IRANSans(FaNum)" w:cs="IRANSans(FaNum)"/>
                 <w:b w:val="0"/>
                 <w:color w:val="17212B"/>
                 <w:sz w:val="17"/>
+                <w:rtl w:val="1"/>
               </w:rPr>
               <w:t>آیتم‌های sprint جاری</w:t>
             </w:r>
@@ -4416,13 +4786,18 @@
               <w:jc w:val="right"/>
               <w:bidi/>
             </w:pPr>
-            <w:r/>
+            <w:r>
+              <w:rPr>
+                <w:rtl w:val="1"/>
+              </w:rPr>
+            </w:r>
             <w:r>
               <w:rPr>
                 <w:rFonts w:ascii="IRANSans(FaNum)" w:hAnsi="IRANSans(FaNum)" w:eastAsia="IRANSans(FaNum)" w:cs="IRANSans(FaNum)"/>
                 <w:b w:val="0"/>
                 <w:color w:val="17212B"/>
                 <w:sz w:val="17"/>
+                <w:rtl w:val="1"/>
               </w:rPr>
               <w:t>کارهای در حال انجام</w:t>
             </w:r>
@@ -4462,13 +4837,18 @@
               <w:jc w:val="right"/>
               <w:bidi/>
             </w:pPr>
-            <w:r/>
+            <w:r>
+              <w:rPr>
+                <w:rtl w:val="1"/>
+              </w:rPr>
+            </w:r>
             <w:r>
               <w:rPr>
                 <w:rFonts w:ascii="IRANSans(FaNum)" w:hAnsi="IRANSans(FaNum)" w:eastAsia="IRANSans(FaNum)" w:cs="IRANSans(FaNum)"/>
                 <w:b w:val="0"/>
                 <w:color w:val="17212B"/>
                 <w:sz w:val="17"/>
+                <w:rtl w:val="1"/>
               </w:rPr>
               <w:t>نیازمند بازبینی</w:t>
             </w:r>
@@ -4510,13 +4890,18 @@
               <w:jc w:val="right"/>
               <w:bidi/>
             </w:pPr>
-            <w:r/>
+            <w:r>
+              <w:rPr>
+                <w:rtl w:val="1"/>
+              </w:rPr>
+            </w:r>
             <w:r>
               <w:rPr>
                 <w:rFonts w:ascii="IRANSans(FaNum)" w:hAnsi="IRANSans(FaNum)" w:eastAsia="IRANSans(FaNum)" w:cs="IRANSans(FaNum)"/>
                 <w:b w:val="0"/>
                 <w:color w:val="17212B"/>
                 <w:sz w:val="17"/>
+                <w:rtl w:val="1"/>
               </w:rPr>
               <w:t>خروجی قابل مشاهده و ثبت‌شده</w:t>
             </w:r>
@@ -4534,6 +4919,7 @@
         <w:rPr>
           <w:rFonts w:ascii="IRANSans(FaNum)" w:hAnsi="IRANSans(FaNum)" w:eastAsia="IRANSans(FaNum)" w:cs="IRANSans(FaNum)"/>
           <w:sz w:val="21"/>
+          <w:rtl w:val="1"/>
         </w:rPr>
         <w:t>برای نمره کامل، همین ساختار باید در Trello یا Notion واقعی ساخته شود و taskها با assignee و time tracking وارد شوند.</w:t>
       </w:r>
@@ -4577,15 +4963,21 @@
           </w:tcPr>
           <w:p>
             <w:pPr>
-              <w:jc w:val="center"/>
+              <w:jc w:val="right"/>
+              <w:bidi w:val="1"/>
             </w:pPr>
-            <w:r/>
+            <w:r>
+              <w:rPr>
+                <w:rtl w:val="1"/>
+              </w:rPr>
+            </w:r>
             <w:r>
               <w:rPr>
                 <w:rFonts w:ascii="IRANSans(FaNum)" w:hAnsi="IRANSans(FaNum)" w:eastAsia="IRANSans(FaNum)" w:cs="IRANSans(FaNum)"/>
                 <w:b/>
                 <w:color w:val="FFFFFF"/>
                 <w:sz w:val="19"/>
+                <w:rtl w:val="1"/>
               </w:rPr>
               <w:t>صفحه</w:t>
             </w:r>
@@ -4599,15 +4991,21 @@
           </w:tcPr>
           <w:p>
             <w:pPr>
-              <w:jc w:val="center"/>
+              <w:jc w:val="right"/>
+              <w:bidi w:val="1"/>
             </w:pPr>
-            <w:r/>
+            <w:r>
+              <w:rPr>
+                <w:rtl w:val="1"/>
+              </w:rPr>
+            </w:r>
             <w:r>
               <w:rPr>
                 <w:rFonts w:ascii="IRANSans(FaNum)" w:hAnsi="IRANSans(FaNum)" w:eastAsia="IRANSans(FaNum)" w:cs="IRANSans(FaNum)"/>
                 <w:b/>
                 <w:color w:val="FFFFFF"/>
                 <w:sz w:val="19"/>
+                <w:rtl w:val="1"/>
               </w:rPr>
               <w:t>مالک</w:t>
             </w:r>
@@ -4621,15 +5019,21 @@
           </w:tcPr>
           <w:p>
             <w:pPr>
-              <w:jc w:val="center"/>
+              <w:jc w:val="right"/>
+              <w:bidi w:val="1"/>
             </w:pPr>
-            <w:r/>
+            <w:r>
+              <w:rPr>
+                <w:rtl w:val="1"/>
+              </w:rPr>
+            </w:r>
             <w:r>
               <w:rPr>
                 <w:rFonts w:ascii="IRANSans(FaNum)" w:hAnsi="IRANSans(FaNum)" w:eastAsia="IRANSans(FaNum)" w:cs="IRANSans(FaNum)"/>
                 <w:b/>
                 <w:color w:val="FFFFFF"/>
                 <w:sz w:val="19"/>
+                <w:rtl w:val="1"/>
               </w:rPr>
               <w:t>وضعیت</w:t>
             </w:r>
@@ -4671,13 +5075,18 @@
               <w:jc w:val="right"/>
               <w:bidi/>
             </w:pPr>
-            <w:r/>
+            <w:r>
+              <w:rPr>
+                <w:rtl w:val="1"/>
+              </w:rPr>
+            </w:r>
             <w:r>
               <w:rPr>
                 <w:rFonts w:ascii="IRANSans(FaNum)" w:hAnsi="IRANSans(FaNum)" w:eastAsia="IRANSans(FaNum)" w:cs="IRANSans(FaNum)"/>
                 <w:b w:val="0"/>
                 <w:color w:val="17212B"/>
                 <w:sz w:val="17"/>
+                <w:rtl w:val="1"/>
               </w:rPr>
               <w:t>محمدامین</w:t>
             </w:r>
@@ -4694,13 +5103,18 @@
               <w:jc w:val="right"/>
               <w:bidi/>
             </w:pPr>
-            <w:r/>
+            <w:r>
+              <w:rPr>
+                <w:rtl w:val="1"/>
+              </w:rPr>
+            </w:r>
             <w:r>
               <w:rPr>
                 <w:rFonts w:ascii="IRANSans(FaNum)" w:hAnsi="IRANSans(FaNum)" w:eastAsia="IRANSans(FaNum)" w:cs="IRANSans(FaNum)"/>
                 <w:b w:val="0"/>
                 <w:color w:val="17845B"/>
                 <w:sz w:val="17"/>
+                <w:rtl w:val="1"/>
               </w:rPr>
               <w:t>آماده</w:t>
             </w:r>
@@ -4740,13 +5154,18 @@
               <w:jc w:val="right"/>
               <w:bidi/>
             </w:pPr>
-            <w:r/>
+            <w:r>
+              <w:rPr>
+                <w:rtl w:val="1"/>
+              </w:rPr>
+            </w:r>
             <w:r>
               <w:rPr>
                 <w:rFonts w:ascii="IRANSans(FaNum)" w:hAnsi="IRANSans(FaNum)" w:eastAsia="IRANSans(FaNum)" w:cs="IRANSans(FaNum)"/>
                 <w:b w:val="0"/>
                 <w:color w:val="17212B"/>
                 <w:sz w:val="17"/>
+                <w:rtl w:val="1"/>
               </w:rPr>
               <w:t>محمدرضا</w:t>
             </w:r>
@@ -4762,13 +5181,18 @@
               <w:jc w:val="right"/>
               <w:bidi/>
             </w:pPr>
-            <w:r/>
+            <w:r>
+              <w:rPr>
+                <w:rtl w:val="1"/>
+              </w:rPr>
+            </w:r>
             <w:r>
               <w:rPr>
                 <w:rFonts w:ascii="IRANSans(FaNum)" w:hAnsi="IRANSans(FaNum)" w:eastAsia="IRANSans(FaNum)" w:cs="IRANSans(FaNum)"/>
                 <w:b w:val="0"/>
                 <w:color w:val="17845B"/>
                 <w:sz w:val="17"/>
+                <w:rtl w:val="1"/>
               </w:rPr>
               <w:t>آماده</w:t>
             </w:r>
@@ -4810,13 +5234,18 @@
               <w:jc w:val="right"/>
               <w:bidi/>
             </w:pPr>
-            <w:r/>
+            <w:r>
+              <w:rPr>
+                <w:rtl w:val="1"/>
+              </w:rPr>
+            </w:r>
             <w:r>
               <w:rPr>
                 <w:rFonts w:ascii="IRANSans(FaNum)" w:hAnsi="IRANSans(FaNum)" w:eastAsia="IRANSans(FaNum)" w:cs="IRANSans(FaNum)"/>
                 <w:b w:val="0"/>
                 <w:color w:val="17212B"/>
                 <w:sz w:val="17"/>
+                <w:rtl w:val="1"/>
               </w:rPr>
               <w:t>محمدامین</w:t>
             </w:r>
@@ -4833,13 +5262,18 @@
               <w:jc w:val="right"/>
               <w:bidi/>
             </w:pPr>
-            <w:r/>
+            <w:r>
+              <w:rPr>
+                <w:rtl w:val="1"/>
+              </w:rPr>
+            </w:r>
             <w:r>
               <w:rPr>
                 <w:rFonts w:ascii="IRANSans(FaNum)" w:hAnsi="IRANSans(FaNum)" w:eastAsia="IRANSans(FaNum)" w:cs="IRANSans(FaNum)"/>
                 <w:b w:val="0"/>
                 <w:color w:val="17845B"/>
                 <w:sz w:val="17"/>
+                <w:rtl w:val="1"/>
               </w:rPr>
               <w:t>آماده</w:t>
             </w:r>
@@ -4879,13 +5313,18 @@
               <w:jc w:val="right"/>
               <w:bidi/>
             </w:pPr>
-            <w:r/>
+            <w:r>
+              <w:rPr>
+                <w:rtl w:val="1"/>
+              </w:rPr>
+            </w:r>
             <w:r>
               <w:rPr>
                 <w:rFonts w:ascii="IRANSans(FaNum)" w:hAnsi="IRANSans(FaNum)" w:eastAsia="IRANSans(FaNum)" w:cs="IRANSans(FaNum)"/>
                 <w:b w:val="0"/>
                 <w:color w:val="17212B"/>
                 <w:sz w:val="17"/>
+                <w:rtl w:val="1"/>
               </w:rPr>
               <w:t>محمدامین</w:t>
             </w:r>
@@ -4901,13 +5340,18 @@
               <w:jc w:val="right"/>
               <w:bidi/>
             </w:pPr>
-            <w:r/>
+            <w:r>
+              <w:rPr>
+                <w:rtl w:val="1"/>
+              </w:rPr>
+            </w:r>
             <w:r>
               <w:rPr>
                 <w:rFonts w:ascii="IRANSans(FaNum)" w:hAnsi="IRANSans(FaNum)" w:eastAsia="IRANSans(FaNum)" w:cs="IRANSans(FaNum)"/>
                 <w:b w:val="0"/>
                 <w:color w:val="17845B"/>
                 <w:sz w:val="17"/>
+                <w:rtl w:val="1"/>
               </w:rPr>
               <w:t>آماده</w:t>
             </w:r>
@@ -4949,13 +5393,18 @@
               <w:jc w:val="right"/>
               <w:bidi/>
             </w:pPr>
-            <w:r/>
+            <w:r>
+              <w:rPr>
+                <w:rtl w:val="1"/>
+              </w:rPr>
+            </w:r>
             <w:r>
               <w:rPr>
                 <w:rFonts w:ascii="IRANSans(FaNum)" w:hAnsi="IRANSans(FaNum)" w:eastAsia="IRANSans(FaNum)" w:cs="IRANSans(FaNum)"/>
                 <w:b w:val="0"/>
                 <w:color w:val="17212B"/>
                 <w:sz w:val="17"/>
+                <w:rtl w:val="1"/>
               </w:rPr>
               <w:t>محمدرضا</w:t>
             </w:r>
@@ -4972,13 +5421,18 @@
               <w:jc w:val="right"/>
               <w:bidi/>
             </w:pPr>
-            <w:r/>
+            <w:r>
+              <w:rPr>
+                <w:rtl w:val="1"/>
+              </w:rPr>
+            </w:r>
             <w:r>
               <w:rPr>
                 <w:rFonts w:ascii="IRANSans(FaNum)" w:hAnsi="IRANSans(FaNum)" w:eastAsia="IRANSans(FaNum)" w:cs="IRANSans(FaNum)"/>
                 <w:b w:val="0"/>
                 <w:color w:val="17845B"/>
                 <w:sz w:val="17"/>
+                <w:rtl w:val="1"/>
               </w:rPr>
               <w:t>آماده</w:t>
             </w:r>
@@ -5018,13 +5472,18 @@
               <w:jc w:val="right"/>
               <w:bidi/>
             </w:pPr>
-            <w:r/>
+            <w:r>
+              <w:rPr>
+                <w:rtl w:val="1"/>
+              </w:rPr>
+            </w:r>
             <w:r>
               <w:rPr>
                 <w:rFonts w:ascii="IRANSans(FaNum)" w:hAnsi="IRANSans(FaNum)" w:eastAsia="IRANSans(FaNum)" w:cs="IRANSans(FaNum)"/>
                 <w:b w:val="0"/>
                 <w:color w:val="17212B"/>
                 <w:sz w:val="17"/>
+                <w:rtl w:val="1"/>
               </w:rPr>
               <w:t>محدثه</w:t>
             </w:r>
@@ -5040,13 +5499,18 @@
               <w:jc w:val="right"/>
               <w:bidi/>
             </w:pPr>
-            <w:r/>
+            <w:r>
+              <w:rPr>
+                <w:rtl w:val="1"/>
+              </w:rPr>
+            </w:r>
             <w:r>
               <w:rPr>
                 <w:rFonts w:ascii="IRANSans(FaNum)" w:hAnsi="IRANSans(FaNum)" w:eastAsia="IRANSans(FaNum)" w:cs="IRANSans(FaNum)"/>
                 <w:b w:val="0"/>
                 <w:color w:val="17845B"/>
                 <w:sz w:val="17"/>
+                <w:rtl w:val="1"/>
               </w:rPr>
               <w:t>آماده</w:t>
             </w:r>
@@ -5088,13 +5552,18 @@
               <w:jc w:val="right"/>
               <w:bidi/>
             </w:pPr>
-            <w:r/>
+            <w:r>
+              <w:rPr>
+                <w:rtl w:val="1"/>
+              </w:rPr>
+            </w:r>
             <w:r>
               <w:rPr>
                 <w:rFonts w:ascii="IRANSans(FaNum)" w:hAnsi="IRANSans(FaNum)" w:eastAsia="IRANSans(FaNum)" w:cs="IRANSans(FaNum)"/>
                 <w:b w:val="0"/>
                 <w:color w:val="17212B"/>
                 <w:sz w:val="17"/>
+                <w:rtl w:val="1"/>
               </w:rPr>
               <w:t>محدثه</w:t>
             </w:r>
@@ -5111,13 +5580,18 @@
               <w:jc w:val="right"/>
               <w:bidi/>
             </w:pPr>
-            <w:r/>
+            <w:r>
+              <w:rPr>
+                <w:rtl w:val="1"/>
+              </w:rPr>
+            </w:r>
             <w:r>
               <w:rPr>
                 <w:rFonts w:ascii="IRANSans(FaNum)" w:hAnsi="IRANSans(FaNum)" w:eastAsia="IRANSans(FaNum)" w:cs="IRANSans(FaNum)"/>
                 <w:b w:val="0"/>
                 <w:color w:val="17845B"/>
                 <w:sz w:val="17"/>
+                <w:rtl w:val="1"/>
               </w:rPr>
               <w:t>آماده</w:t>
             </w:r>
@@ -5133,6 +5607,9 @@
         <w:bidi/>
       </w:pPr>
       <w:r>
+        <w:rPr>
+          <w:rtl w:val="1"/>
+        </w:rPr>
         <w:t>Meeting Minutes خلاصه</w:t>
       </w:r>
     </w:p>
@@ -5165,15 +5642,21 @@
           </w:tcPr>
           <w:p>
             <w:pPr>
-              <w:jc w:val="center"/>
+              <w:jc w:val="right"/>
+              <w:bidi w:val="1"/>
             </w:pPr>
-            <w:r/>
+            <w:r>
+              <w:rPr>
+                <w:rtl w:val="1"/>
+              </w:rPr>
+            </w:r>
             <w:r>
               <w:rPr>
                 <w:rFonts w:ascii="IRANSans(FaNum)" w:hAnsi="IRANSans(FaNum)" w:eastAsia="IRANSans(FaNum)" w:cs="IRANSans(FaNum)"/>
                 <w:b/>
                 <w:color w:val="FFFFFF"/>
                 <w:sz w:val="19"/>
+                <w:rtl w:val="1"/>
               </w:rPr>
               <w:t>جلسه</w:t>
             </w:r>
@@ -5187,15 +5670,21 @@
           </w:tcPr>
           <w:p>
             <w:pPr>
-              <w:jc w:val="center"/>
+              <w:jc w:val="right"/>
+              <w:bidi w:val="1"/>
             </w:pPr>
-            <w:r/>
+            <w:r>
+              <w:rPr>
+                <w:rtl w:val="1"/>
+              </w:rPr>
+            </w:r>
             <w:r>
               <w:rPr>
                 <w:rFonts w:ascii="IRANSans(FaNum)" w:hAnsi="IRANSans(FaNum)" w:eastAsia="IRANSans(FaNum)" w:cs="IRANSans(FaNum)"/>
                 <w:b/>
                 <w:color w:val="FFFFFF"/>
                 <w:sz w:val="19"/>
+                <w:rtl w:val="1"/>
               </w:rPr>
               <w:t>خروجی</w:t>
             </w:r>
@@ -5209,15 +5698,21 @@
           </w:tcPr>
           <w:p>
             <w:pPr>
-              <w:jc w:val="center"/>
+              <w:jc w:val="right"/>
+              <w:bidi w:val="1"/>
             </w:pPr>
-            <w:r/>
+            <w:r>
+              <w:rPr>
+                <w:rtl w:val="1"/>
+              </w:rPr>
+            </w:r>
             <w:r>
               <w:rPr>
                 <w:rFonts w:ascii="IRANSans(FaNum)" w:hAnsi="IRANSans(FaNum)" w:eastAsia="IRANSans(FaNum)" w:cs="IRANSans(FaNum)"/>
                 <w:b/>
                 <w:color w:val="FFFFFF"/>
                 <w:sz w:val="19"/>
+                <w:rtl w:val="1"/>
               </w:rPr>
               <w:t>تصمیم</w:t>
             </w:r>
@@ -5236,13 +5731,18 @@
               <w:jc w:val="right"/>
               <w:bidi/>
             </w:pPr>
-            <w:r/>
+            <w:r>
+              <w:rPr>
+                <w:rtl w:val="1"/>
+              </w:rPr>
+            </w:r>
             <w:r>
               <w:rPr>
                 <w:rFonts w:ascii="IRANSans(FaNum)" w:hAnsi="IRANSans(FaNum)" w:eastAsia="IRANSans(FaNum)" w:cs="IRANSans(FaNum)"/>
                 <w:b w:val="0"/>
                 <w:color w:val="17212B"/>
                 <w:sz w:val="17"/>
+                <w:rtl w:val="1"/>
               </w:rPr>
               <w:t>تعریف مسئله</w:t>
             </w:r>
@@ -5259,13 +5759,18 @@
               <w:jc w:val="right"/>
               <w:bidi/>
             </w:pPr>
-            <w:r/>
+            <w:r>
+              <w:rPr>
+                <w:rtl w:val="1"/>
+              </w:rPr>
+            </w:r>
             <w:r>
               <w:rPr>
                 <w:rFonts w:ascii="IRANSans(FaNum)" w:hAnsi="IRANSans(FaNum)" w:eastAsia="IRANSans(FaNum)" w:cs="IRANSans(FaNum)"/>
                 <w:b w:val="0"/>
                 <w:color w:val="17212B"/>
                 <w:sz w:val="17"/>
+                <w:rtl w:val="1"/>
               </w:rPr>
               <w:t>انتخاب تریاژ اورژانس</w:t>
             </w:r>
@@ -5282,13 +5787,18 @@
               <w:jc w:val="right"/>
               <w:bidi/>
             </w:pPr>
-            <w:r/>
+            <w:r>
+              <w:rPr>
+                <w:rtl w:val="1"/>
+              </w:rPr>
+            </w:r>
             <w:r>
               <w:rPr>
                 <w:rFonts w:ascii="IRANSans(FaNum)" w:hAnsi="IRANSans(FaNum)" w:eastAsia="IRANSans(FaNum)" w:cs="IRANSans(FaNum)"/>
                 <w:b w:val="0"/>
                 <w:color w:val="17212B"/>
                 <w:sz w:val="17"/>
+                <w:rtl w:val="1"/>
               </w:rPr>
               <w:t>decision-support، نه جایگزینی متخصص</w:t>
             </w:r>
@@ -5306,13 +5816,18 @@
               <w:jc w:val="right"/>
               <w:bidi/>
             </w:pPr>
-            <w:r/>
+            <w:r>
+              <w:rPr>
+                <w:rtl w:val="1"/>
+              </w:rPr>
+            </w:r>
             <w:r>
               <w:rPr>
                 <w:rFonts w:ascii="IRANSans(FaNum)" w:hAnsi="IRANSans(FaNum)" w:eastAsia="IRANSans(FaNum)" w:cs="IRANSans(FaNum)"/>
                 <w:b w:val="0"/>
                 <w:color w:val="17212B"/>
                 <w:sz w:val="17"/>
+                <w:rtl w:val="1"/>
               </w:rPr>
               <w:t>طراحی MVP</w:t>
             </w:r>
@@ -5328,13 +5843,18 @@
               <w:jc w:val="right"/>
               <w:bidi/>
             </w:pPr>
-            <w:r/>
+            <w:r>
+              <w:rPr>
+                <w:rtl w:val="1"/>
+              </w:rPr>
+            </w:r>
             <w:r>
               <w:rPr>
                 <w:rFonts w:ascii="IRANSans(FaNum)" w:hAnsi="IRANSans(FaNum)" w:eastAsia="IRANSans(FaNum)" w:cs="IRANSans(FaNum)"/>
                 <w:b w:val="0"/>
                 <w:color w:val="17212B"/>
                 <w:sz w:val="17"/>
+                <w:rtl w:val="1"/>
               </w:rPr>
               <w:t>API-first و mobile-first</w:t>
             </w:r>
@@ -5350,13 +5870,18 @@
               <w:jc w:val="right"/>
               <w:bidi/>
             </w:pPr>
-            <w:r/>
+            <w:r>
+              <w:rPr>
+                <w:rtl w:val="1"/>
+              </w:rPr>
+            </w:r>
             <w:r>
               <w:rPr>
                 <w:rFonts w:ascii="IRANSans(FaNum)" w:hAnsi="IRANSans(FaNum)" w:eastAsia="IRANSans(FaNum)" w:cs="IRANSans(FaNum)"/>
                 <w:b w:val="0"/>
                 <w:color w:val="17212B"/>
                 <w:sz w:val="17"/>
+                <w:rtl w:val="1"/>
               </w:rPr>
               <w:t>پشتیبانی از ورودی ناقص</w:t>
             </w:r>
@@ -5375,13 +5900,18 @@
               <w:jc w:val="right"/>
               <w:bidi/>
             </w:pPr>
-            <w:r/>
+            <w:r>
+              <w:rPr>
+                <w:rtl w:val="1"/>
+              </w:rPr>
+            </w:r>
             <w:r>
               <w:rPr>
                 <w:rFonts w:ascii="IRANSans(FaNum)" w:hAnsi="IRANSans(FaNum)" w:eastAsia="IRANSans(FaNum)" w:cs="IRANSans(FaNum)"/>
                 <w:b w:val="0"/>
                 <w:color w:val="17212B"/>
                 <w:sz w:val="17"/>
+                <w:rtl w:val="1"/>
               </w:rPr>
               <w:t>ارزیابی مدل</w:t>
             </w:r>
@@ -5398,13 +5928,18 @@
               <w:jc w:val="right"/>
               <w:bidi/>
             </w:pPr>
-            <w:r/>
+            <w:r>
+              <w:rPr>
+                <w:rtl w:val="1"/>
+              </w:rPr>
+            </w:r>
             <w:r>
               <w:rPr>
                 <w:rFonts w:ascii="IRANSans(FaNum)" w:hAnsi="IRANSans(FaNum)" w:eastAsia="IRANSans(FaNum)" w:cs="IRANSans(FaNum)"/>
                 <w:b w:val="0"/>
                 <w:color w:val="17212B"/>
                 <w:sz w:val="17"/>
+                <w:rtl w:val="1"/>
               </w:rPr>
               <w:t>انتخاب v7</w:t>
             </w:r>
@@ -5421,13 +5956,18 @@
               <w:jc w:val="right"/>
               <w:bidi/>
             </w:pPr>
-            <w:r/>
+            <w:r>
+              <w:rPr>
+                <w:rtl w:val="1"/>
+              </w:rPr>
+            </w:r>
             <w:r>
               <w:rPr>
                 <w:rFonts w:ascii="IRANSans(FaNum)" w:hAnsi="IRANSans(FaNum)" w:eastAsia="IRANSans(FaNum)" w:cs="IRANSans(FaNum)"/>
                 <w:b w:val="0"/>
                 <w:color w:val="17212B"/>
                 <w:sz w:val="17"/>
+                <w:rtl w:val="1"/>
               </w:rPr>
               <w:t>ثبت safety-first و balanced mode</w:t>
             </w:r>
@@ -5445,13 +5985,18 @@
               <w:jc w:val="right"/>
               <w:bidi/>
             </w:pPr>
-            <w:r/>
+            <w:r>
+              <w:rPr>
+                <w:rtl w:val="1"/>
+              </w:rPr>
+            </w:r>
             <w:r>
               <w:rPr>
                 <w:rFonts w:ascii="IRANSans(FaNum)" w:hAnsi="IRANSans(FaNum)" w:eastAsia="IRANSans(FaNum)" w:cs="IRANSans(FaNum)"/>
                 <w:b w:val="0"/>
                 <w:color w:val="17212B"/>
                 <w:sz w:val="17"/>
+                <w:rtl w:val="1"/>
               </w:rPr>
               <w:t>تحویل نهایی</w:t>
             </w:r>
@@ -5467,13 +6012,18 @@
               <w:jc w:val="right"/>
               <w:bidi/>
             </w:pPr>
-            <w:r/>
+            <w:r>
+              <w:rPr>
+                <w:rtl w:val="1"/>
+              </w:rPr>
+            </w:r>
             <w:r>
               <w:rPr>
                 <w:rFonts w:ascii="IRANSans(FaNum)" w:hAnsi="IRANSans(FaNum)" w:eastAsia="IRANSans(FaNum)" w:cs="IRANSans(FaNum)"/>
                 <w:b w:val="0"/>
                 <w:color w:val="17212B"/>
                 <w:sz w:val="17"/>
+                <w:rtl w:val="1"/>
               </w:rPr>
               <w:t>پوستر، ویدئو، گزارش و board</w:t>
             </w:r>
@@ -5489,13 +6039,18 @@
               <w:jc w:val="right"/>
               <w:bidi/>
             </w:pPr>
-            <w:r/>
+            <w:r>
+              <w:rPr>
+                <w:rtl w:val="1"/>
+              </w:rPr>
+            </w:r>
             <w:r>
               <w:rPr>
                 <w:rFonts w:ascii="IRANSans(FaNum)" w:hAnsi="IRANSans(FaNum)" w:eastAsia="IRANSans(FaNum)" w:cs="IRANSans(FaNum)"/>
                 <w:b w:val="0"/>
                 <w:color w:val="17212B"/>
                 <w:sz w:val="17"/>
+                <w:rtl w:val="1"/>
               </w:rPr>
               <w:t>تقسیم ارائه بین سه عضو</w:t>
             </w:r>
@@ -5514,13 +6069,18 @@
               <w:jc w:val="right"/>
               <w:bidi/>
             </w:pPr>
-            <w:r/>
+            <w:r>
+              <w:rPr>
+                <w:rtl w:val="1"/>
+              </w:rPr>
+            </w:r>
             <w:r>
               <w:rPr>
                 <w:rFonts w:ascii="IRANSans(FaNum)" w:hAnsi="IRANSans(FaNum)" w:eastAsia="IRANSans(FaNum)" w:cs="IRANSans(FaNum)"/>
                 <w:b w:val="0"/>
                 <w:color w:val="17212B"/>
                 <w:sz w:val="17"/>
+                <w:rtl w:val="1"/>
               </w:rPr>
               <w:t>بازخوانی rubric</w:t>
             </w:r>
@@ -5537,13 +6097,18 @@
               <w:jc w:val="right"/>
               <w:bidi/>
             </w:pPr>
-            <w:r/>
+            <w:r>
+              <w:rPr>
+                <w:rtl w:val="1"/>
+              </w:rPr>
+            </w:r>
             <w:r>
               <w:rPr>
                 <w:rFonts w:ascii="IRANSans(FaNum)" w:hAnsi="IRANSans(FaNum)" w:eastAsia="IRANSans(FaNum)" w:cs="IRANSans(FaNum)"/>
                 <w:b w:val="0"/>
                 <w:color w:val="17212B"/>
                 <w:sz w:val="17"/>
+                <w:rtl w:val="1"/>
               </w:rPr>
               <w:t>چک‌لیست مادر</w:t>
             </w:r>
@@ -5560,13 +6125,18 @@
               <w:jc w:val="right"/>
               <w:bidi/>
             </w:pPr>
-            <w:r/>
+            <w:r>
+              <w:rPr>
+                <w:rtl w:val="1"/>
+              </w:rPr>
+            </w:r>
             <w:r>
               <w:rPr>
                 <w:rFonts w:ascii="IRANSans(FaNum)" w:hAnsi="IRANSans(FaNum)" w:eastAsia="IRANSans(FaNum)" w:cs="IRANSans(FaNum)"/>
                 <w:b w:val="0"/>
                 <w:color w:val="17212B"/>
                 <w:sz w:val="17"/>
+                <w:rtl w:val="1"/>
               </w:rPr>
               <w:t>ساخت اسناد مستقل برای همه معیارها</w:t>
             </w:r>

--- a/docs/deliverables/ITPM_Project_Management_Evidence_Package.docx
+++ b/docs/deliverables/ITPM_Project_Management_Evidence_Package.docx
@@ -6145,6 +6145,124 @@
       </w:tr>
     </w:tbl>
     <w:p/>
+    <w:p>
+      <w:r>
+        <w:br w:type="page"/>
+      </w:r>
+    </w:p>
+    <w:p>
+      <w:pPr>
+        <w:spacing w:before="200" w:after="120"/>
+        <w:jc w:val="right"/>
+        <w:bidi/>
+      </w:pPr>
+      <w:r>
+        <w:rPr>
+          <w:rFonts w:ascii="Arial" w:hAnsi="Arial"/>
+          <w:b/>
+          <w:color w:val="0B6770"/>
+          <w:sz w:val="32"/>
+          <w:rtl/>
+        </w:rPr>
+        <w:t>کنترل انتشار و شواهد نهایی</w:t>
+      </w:r>
+    </w:p>
+    <w:p>
+      <w:pPr>
+        <w:pStyle w:val="ListBullet"/>
+        <w:spacing w:after="80"/>
+        <w:jc w:val="right"/>
+        <w:bidi/>
+      </w:pPr>
+      <w:r>
+        <w:rPr>
+          <w:rFonts w:ascii="Arial" w:hAnsi="Arial"/>
+          <w:sz w:val="22"/>
+          <w:rtl/>
+        </w:rPr>
+        <w:t>Deliverable فنی: مدل v7، وب‌اپ عمومی، APK/AAB امضاشده و بسته بازار نسخه 1.0.0.</w:t>
+      </w:r>
+    </w:p>
+    <w:p>
+      <w:pPr>
+        <w:pStyle w:val="ListBullet"/>
+        <w:spacing w:after="80"/>
+        <w:jc w:val="right"/>
+        <w:bidi/>
+      </w:pPr>
+      <w:r>
+        <w:rPr>
+          <w:rFonts w:ascii="Arial" w:hAnsi="Arial"/>
+          <w:sz w:val="22"/>
+          <w:rtl/>
+        </w:rPr>
+        <w:t>Evidence ارزیابی: ۱۱۱٬۶۰۶ رکورد test، ۱۱۸ تست Python و ۱٬۱۶۷ سناریوی تطابق مرورگر/API.</w:t>
+      </w:r>
+    </w:p>
+    <w:p>
+      <w:pPr>
+        <w:pStyle w:val="ListBullet"/>
+        <w:spacing w:after="80"/>
+        <w:jc w:val="right"/>
+        <w:bidi/>
+      </w:pPr>
+      <w:r>
+        <w:rPr>
+          <w:rFonts w:ascii="Arial" w:hAnsi="Arial"/>
+          <w:sz w:val="22"/>
+          <w:rtl/>
+        </w:rPr>
+        <w:t>تصمیم کنترل دامنه: آستانه core-vitals با FPR=0.7840 رد شد؛ فقط دو الگوی sparse دارای شواهد validation فعال‌اند.</w:t>
+      </w:r>
+    </w:p>
+    <w:p>
+      <w:pPr>
+        <w:pStyle w:val="ListBullet"/>
+        <w:spacing w:after="80"/>
+        <w:jc w:val="right"/>
+        <w:bidi/>
+      </w:pPr>
+      <w:r>
+        <w:rPr>
+          <w:rFonts w:ascii="Arial" w:hAnsi="Arial"/>
+          <w:sz w:val="22"/>
+          <w:rtl/>
+        </w:rPr>
+        <w:t>Evidence ذی‌نفع: ۹ بازخورد کیفی تأییدشده پرستاران؛ دو درخواست ملاقات درمانی در انتظار پاسخ نهایی.</w:t>
+      </w:r>
+    </w:p>
+    <w:p>
+      <w:pPr>
+        <w:pStyle w:val="ListBullet"/>
+        <w:spacing w:after="80"/>
+        <w:jc w:val="right"/>
+        <w:bidi/>
+      </w:pPr>
+      <w:r>
+        <w:rPr>
+          <w:rFonts w:ascii="Arial" w:hAnsi="Arial"/>
+          <w:sz w:val="22"/>
+          <w:rtl/>
+        </w:rPr>
+        <w:t>ریسک باز: اعتبارسنجی بالینی، fairness، نصب دستگاه واقعی و ورود/اسکرین‌شات نهایی Jira و Notion.</w:t>
+      </w:r>
+    </w:p>
+    <w:p>
+      <w:pPr>
+        <w:pStyle w:val="ListBullet"/>
+        <w:spacing w:after="80"/>
+        <w:jc w:val="right"/>
+        <w:bidi/>
+      </w:pPr>
+      <w:r>
+        <w:rPr>
+          <w:rFonts w:ascii="Arial" w:hAnsi="Arial"/>
+          <w:sz w:val="22"/>
+          <w:rtl/>
+        </w:rPr>
+        <w:t>مالک شواهد فنی: محمدامین؛ مالک QA و مستندسازی: محدثه؛ مالک KPI، ریسک و پیگیری ذی‌نفع: محمدرضا.</w:t>
+      </w:r>
+    </w:p>
     <w:sectPr>
       <w:headerReference w:type="default" r:id="rId9"/>
       <w:footerReference w:type="default" r:id="rId10"/>

--- a/docs/deliverables/ITPM_Project_Management_Evidence_Package.docx
+++ b/docs/deliverables/ITPM_Project_Management_Evidence_Package.docx
@@ -4917,11 +4917,11 @@
       </w:pPr>
       <w:r>
         <w:rPr>
-          <w:rFonts w:ascii="IRANSans(FaNum)" w:hAnsi="IRANSans(FaNum)" w:eastAsia="IRANSans(FaNum)" w:cs="IRANSans(FaNum)"/>
-          <w:sz w:val="21"/>
-          <w:rtl w:val="1"/>
+          <w:rFonts w:ascii="Arial" w:hAnsi="Arial"/>
+          <w:sz w:val="22"/>
+          <w:rtl/>
         </w:rPr>
-        <w:t>برای نمره کامل، همین ساختار باید در Trello یا Notion واقعی ساخته شود و taskها با assignee و time tracking وارد شوند.</w:t>
+        <w:t>ساختار در ابزارهای واقعی اجرا شده است: پروژه EMD در Jira برای Work Management و صفحه «امداد یار | دانشنامه پروژه و مدیریت دانش» در Notion برای Knowledge Management. Storyها به Epic والد، شواهد Git و رکوردهای دانش متصل شده‌اند.</w:t>
       </w:r>
     </w:p>
     <w:p>
@@ -6244,7 +6244,7 @@
           <w:sz w:val="22"/>
           <w:rtl/>
         </w:rPr>
-        <w:t>ریسک باز: اعتبارسنجی بالینی، fairness، نصب دستگاه واقعی و ورود/اسکرین‌شات نهایی Jira و Notion.</w:t>
+        <w:t>ریسک باز: اعتبارسنجی بالینی، fairness، نصب دستگاه واقعی، screenshot رابط Jira/Notion، آزمون دسترسی مهمان و دعوت حساب Jira دو عضو تیم.</w:t>
       </w:r>
     </w:p>
     <w:p>
@@ -6261,6 +6261,87 @@
           <w:rtl/>
         </w:rPr>
         <w:t>مالک شواهد فنی: محمدامین؛ مالک QA و مستندسازی: محدثه؛ مالک KPI، ریسک و پیگیری ذی‌نفع: محمدرضا.</w:t>
+      </w:r>
+    </w:p>
+    <w:p>
+      <w:pPr>
+        <w:spacing w:before="200" w:after="120"/>
+        <w:jc w:val="right"/>
+        <w:bidi/>
+      </w:pPr>
+      <w:r>
+        <w:rPr>
+          <w:rFonts w:ascii="Arial" w:hAnsi="Arial"/>
+          <w:b/>
+          <w:color w:val="0B6770"/>
+          <w:sz w:val="32"/>
+          <w:rtl/>
+        </w:rPr>
+        <w:t>وضعیت ابزارهای واقعی</w:t>
+      </w:r>
+    </w:p>
+    <w:p>
+      <w:pPr>
+        <w:pStyle w:val="ListBullet"/>
+        <w:spacing w:after="80"/>
+        <w:jc w:val="right"/>
+        <w:bidi/>
+      </w:pPr>
+      <w:r>
+        <w:rPr>
+          <w:rFonts w:ascii="Arial" w:hAnsi="Arial"/>
+          <w:sz w:val="22"/>
+          <w:rtl/>
+        </w:rPr>
+        <w:t>Jira Project: https://pourmand.atlassian.net/jira/software/projects/EMD/board؛ ۹ Epic و ۵۱ Story/Task.</w:t>
+      </w:r>
+    </w:p>
+    <w:p>
+      <w:pPr>
+        <w:pStyle w:val="ListBullet"/>
+        <w:spacing w:after="80"/>
+        <w:jc w:val="right"/>
+        <w:bidi/>
+      </w:pPr>
+      <w:r>
+        <w:rPr>
+          <w:rFonts w:ascii="Arial" w:hAnsi="Arial"/>
+          <w:sz w:val="22"/>
+          <w:rtl/>
+        </w:rPr>
+        <w:t>Notion Home: https://app.notion.com/p/38fd955c965a80c18b7ac3a8fd176cc3؛ ۷ صفحه، ۵ دیتابیس و ۶۶ رکورد.</w:t>
+      </w:r>
+    </w:p>
+    <w:p>
+      <w:pPr>
+        <w:pStyle w:val="ListBullet"/>
+        <w:spacing w:after="80"/>
+        <w:jc w:val="right"/>
+        <w:bidi/>
+      </w:pPr>
+      <w:r>
+        <w:rPr>
+          <w:rFonts w:ascii="Arial" w:hAnsi="Arial"/>
+          <w:sz w:val="22"/>
+          <w:rtl/>
+        </w:rPr>
+        <w:t>۵۲ Issue در وضعیت Done، پنج مورد In Progress، یک مورد In Review و دو Task بیرونی در Backlog ثبت شده‌اند.</w:t>
+      </w:r>
+    </w:p>
+    <w:p>
+      <w:pPr>
+        <w:pStyle w:val="ListBullet"/>
+        <w:spacing w:after="80"/>
+        <w:jc w:val="right"/>
+        <w:bidi/>
+      </w:pPr>
+      <w:r>
+        <w:rPr>
+          <w:rFonts w:ascii="Arial" w:hAnsi="Arial"/>
+          <w:sz w:val="22"/>
+          <w:rtl/>
+        </w:rPr>
+        <w:t>Labelهای owner برای هر سه عضو ثبت شده‌اند؛ Assignee مستقیم محدثه و محمدرضا پس از دعوت حساب واقعی تکمیل می‌شود.</w:t>
       </w:r>
     </w:p>
     <w:sectPr>

--- a/docs/deliverables/ITPM_Project_Management_Evidence_Package.docx
+++ b/docs/deliverables/ITPM_Project_Management_Evidence_Package.docx
@@ -169,6 +169,9 @@
             </w:r>
           </w:p>
         </w:tc>
+        <w:trPr>
+          <w:tblHeader/>
+        </w:trPr>
       </w:tr>
       <w:tr>
         <w:tc>
@@ -1196,6 +1199,9 @@
             </w:r>
           </w:p>
         </w:tc>
+        <w:trPr>
+          <w:tblHeader/>
+        </w:trPr>
       </w:tr>
       <w:tr>
         <w:tc>
@@ -2105,6 +2111,9 @@
             </w:r>
           </w:p>
         </w:tc>
+        <w:trPr>
+          <w:tblHeader/>
+        </w:trPr>
       </w:tr>
       <w:tr>
         <w:tc>
@@ -3076,6 +3085,9 @@
             </w:r>
           </w:p>
         </w:tc>
+        <w:trPr>
+          <w:tblHeader/>
+        </w:trPr>
       </w:tr>
       <w:tr>
         <w:tc>
@@ -3791,6 +3803,9 @@
             </w:r>
           </w:p>
         </w:tc>
+        <w:trPr>
+          <w:tblHeader/>
+        </w:trPr>
       </w:tr>
       <w:tr>
         <w:tc>
@@ -4646,6 +4661,9 @@
             </w:r>
           </w:p>
         </w:tc>
+        <w:trPr>
+          <w:tblHeader/>
+        </w:trPr>
       </w:tr>
       <w:tr>
         <w:tc>
@@ -5039,6 +5057,9 @@
             </w:r>
           </w:p>
         </w:tc>
+        <w:trPr>
+          <w:tblHeader/>
+        </w:trPr>
       </w:tr>
       <w:tr>
         <w:tc>
@@ -5718,6 +5739,9 @@
             </w:r>
           </w:p>
         </w:tc>
+        <w:trPr>
+          <w:tblHeader/>
+        </w:trPr>
       </w:tr>
       <w:tr>
         <w:tc>
@@ -6309,7 +6333,7 @@
           <w:sz w:val="22"/>
           <w:rtl/>
         </w:rPr>
-        <w:t>Notion Home: https://app.notion.com/p/38fd955c965a80c18b7ac3a8fd176cc3؛ ۷ صفحه، ۵ دیتابیس و ۶۶ رکورد.</w:t>
+        <w:t>Notion Home: https://app.notion.com/p/38fd955c965a80c18b7ac3a8fd176cc3؛ ۸ صفحه، ۵ دیتابیس و ۷۳ رکورد.</w:t>
       </w:r>
     </w:p>
     <w:p>
@@ -6325,7 +6349,7 @@
           <w:sz w:val="22"/>
           <w:rtl/>
         </w:rPr>
-        <w:t>۵۲ Issue در وضعیت Done، پنج مورد In Progress، یک مورد In Review و دو Task بیرونی در Backlog ثبت شده‌اند.</w:t>
+        <w:t>۵۱ Issue در وضعیت Done، شش مورد In Progress، یک مورد In Review و دو Task بیرونی در Backlog ثبت شده‌اند.</w:t>
       </w:r>
     </w:p>
     <w:p>

--- a/docs/deliverables/ITPM_Project_Management_Evidence_Package.docx
+++ b/docs/deliverables/ITPM_Project_Management_Evidence_Package.docx
@@ -6333,7 +6333,7 @@
           <w:sz w:val="22"/>
           <w:rtl/>
         </w:rPr>
-        <w:t>Notion Home: https://app.notion.com/p/38fd955c965a80c18b7ac3a8fd176cc3؛ ۸ صفحه، ۵ دیتابیس و ۷۳ رکورد.</w:t>
+        <w:t>Notion Home: https://app.notion.com/p/38fd955c965a80c18b7ac3a8fd176cc3؛ ۸ صفحه، ۵ دیتابیس و ۷۵ رکورد.</w:t>
       </w:r>
     </w:p>
     <w:p>
